--- a/Final_Capstone_Project/Capstone_Checkpoint_2.1/MHerrera_Capstone_Checkpoint_2_1_Worksheet-1.docx
+++ b/Final_Capstone_Project/Capstone_Checkpoint_2.1/MHerrera_Capstone_Checkpoint_2_1_Worksheet-1.docx
@@ -483,16 +483,56 @@
           <w:right w:val="nil"/>
           <w:between w:val="nil"/>
         </w:pBdr>
+        <w:rPr>
+          <w:b/>
+          <w:bCs/>
+        </w:rPr>
       </w:pPr>
       <w:r>
         <w:rPr>
           <w:rFonts w:ascii="Segoe UI Symbol" w:hAnsi="Segoe UI Symbol" w:cs="Segoe UI Symbol"/>
-        </w:rPr>
-        <w:t>☐</w:t>
-      </w:r>
-      <w:r>
+          <w:b/>
+          <w:bCs/>
+        </w:rPr>
+        <w:t>☒</w:t>
+      </w:r>
+      <w:r>
+        <w:rPr>
+          <w:b/>
+          <w:bCs/>
+        </w:rPr>
         <w:t xml:space="preserve"> Wikipedia Retrieval Engine </w:t>
       </w:r>
+    </w:p>
+    <w:p>
+      <w:pPr>
+        <w:pBdr>
+          <w:top w:val="nil"/>
+          <w:left w:val="nil"/>
+          <w:bottom w:val="nil"/>
+          <w:right w:val="nil"/>
+          <w:between w:val="nil"/>
+        </w:pBdr>
+        <w:rPr>
+          <w:b/>
+          <w:bCs/>
+        </w:rPr>
+      </w:pPr>
+    </w:p>
+    <w:p>
+      <w:pPr>
+        <w:pBdr>
+          <w:top w:val="nil"/>
+          <w:left w:val="nil"/>
+          <w:bottom w:val="nil"/>
+          <w:right w:val="nil"/>
+          <w:between w:val="nil"/>
+        </w:pBdr>
+        <w:rPr>
+          <w:b/>
+          <w:bCs/>
+        </w:rPr>
+      </w:pPr>
     </w:p>
     <w:tbl>
       <w:tblPr>
@@ -522,6 +562,16 @@
           <w:p>
             <w:pPr>
               <w:rPr>
+                <w:b/>
+                <w:bCs/>
+                <w:sz w:val="24"/>
+                <w:szCs w:val="24"/>
+              </w:rPr>
+            </w:pPr>
+          </w:p>
+          <w:p>
+            <w:pPr>
+              <w:rPr>
                 <w:sz w:val="24"/>
                 <w:szCs w:val="24"/>
               </w:rPr>
@@ -576,6 +626,244 @@
                 <w:szCs w:val="24"/>
               </w:rPr>
             </w:pPr>
+            <w:r>
+              <w:rPr>
+                <w:sz w:val="24"/>
+                <w:szCs w:val="24"/>
+              </w:rPr>
+              <w:t>I chose a </w:t>
+            </w:r>
+            <w:r>
+              <w:rPr>
+                <w:b/>
+                <w:bCs/>
+                <w:sz w:val="24"/>
+                <w:szCs w:val="24"/>
+              </w:rPr>
+              <w:t>hybrid retrieval strategy</w:t>
+            </w:r>
+            <w:r>
+              <w:rPr>
+                <w:sz w:val="24"/>
+                <w:szCs w:val="24"/>
+              </w:rPr>
+              <w:t xml:space="preserve"> that combines </w:t>
+            </w:r>
+            <w:r>
+              <w:rPr>
+                <w:sz w:val="24"/>
+                <w:szCs w:val="24"/>
+                <w:u w:val="single"/>
+              </w:rPr>
+              <w:t xml:space="preserve">BM25 keyword search </w:t>
+            </w:r>
+            <w:r>
+              <w:rPr>
+                <w:sz w:val="24"/>
+                <w:szCs w:val="24"/>
+              </w:rPr>
+              <w:t xml:space="preserve">with </w:t>
+            </w:r>
+            <w:r>
+              <w:rPr>
+                <w:sz w:val="24"/>
+                <w:szCs w:val="24"/>
+                <w:u w:val="single"/>
+              </w:rPr>
+              <w:t>semantic vector search</w:t>
+            </w:r>
+            <w:r>
+              <w:rPr>
+                <w:sz w:val="24"/>
+                <w:szCs w:val="24"/>
+              </w:rPr>
+              <w:t xml:space="preserve"> over </w:t>
+            </w:r>
+            <w:r>
+              <w:rPr>
+                <w:sz w:val="24"/>
+                <w:szCs w:val="24"/>
+              </w:rPr>
+              <w:t xml:space="preserve">the </w:t>
+            </w:r>
+            <w:r>
+              <w:rPr>
+                <w:sz w:val="24"/>
+                <w:szCs w:val="24"/>
+              </w:rPr>
+              <w:t xml:space="preserve">corpus of approximately 2,400 Wikipedia articles because hybrid retrieval leverages the complementary strengths of both methods: </w:t>
+            </w:r>
+            <w:r>
+              <w:rPr>
+                <w:sz w:val="24"/>
+                <w:szCs w:val="24"/>
+                <w:u w:val="single"/>
+              </w:rPr>
+              <w:t>BM25 excels at lexical precision</w:t>
+            </w:r>
+            <w:r>
+              <w:rPr>
+                <w:sz w:val="24"/>
+                <w:szCs w:val="24"/>
+              </w:rPr>
+              <w:t xml:space="preserve"> for entity-centric questions, while </w:t>
+            </w:r>
+            <w:r>
+              <w:rPr>
+                <w:sz w:val="24"/>
+                <w:szCs w:val="24"/>
+                <w:u w:val="single"/>
+              </w:rPr>
+              <w:t>embeddings capture semantic relationships and paraphrased queries</w:t>
+            </w:r>
+            <w:r>
+              <w:rPr>
+                <w:sz w:val="24"/>
+                <w:szCs w:val="24"/>
+              </w:rPr>
+              <w:t xml:space="preserve"> that keyword matching alone would miss. This dual approach provides robustness across diverse query types and </w:t>
+            </w:r>
+            <w:r>
+              <w:rPr>
+                <w:sz w:val="24"/>
+                <w:szCs w:val="24"/>
+                <w:u w:val="single"/>
+              </w:rPr>
+              <w:t>reduces the risk of missing relevant documents due to vocabulary mismatch</w:t>
+            </w:r>
+            <w:r>
+              <w:rPr>
+                <w:sz w:val="24"/>
+                <w:szCs w:val="24"/>
+              </w:rPr>
+              <w:t xml:space="preserve">. My approach pulls a candidate pool of 10 results from each retriever method independently, normalizes their scores to a common [0, 1] scale, and fuses them using equal weights (0.5 each) before returning the top 3 documents to the LLM. The BM25 component provides lexical precision for exact term matches (useful when queries contain </w:t>
+            </w:r>
+            <w:r>
+              <w:rPr>
+                <w:sz w:val="24"/>
+                <w:szCs w:val="24"/>
+                <w:u w:val="single"/>
+              </w:rPr>
+              <w:t>specific entity names</w:t>
+            </w:r>
+            <w:r>
+              <w:rPr>
+                <w:sz w:val="24"/>
+                <w:szCs w:val="24"/>
+              </w:rPr>
+              <w:t xml:space="preserve"> or keywords), while the vector search via OpenAI embeddings</w:t>
+            </w:r>
+            <w:r>
+              <w:rPr>
+                <w:sz w:val="24"/>
+                <w:szCs w:val="24"/>
+                <w:u w:val="single"/>
+              </w:rPr>
+              <w:t xml:space="preserve"> captures semantic similarity</w:t>
+            </w:r>
+            <w:r>
+              <w:rPr>
+                <w:sz w:val="24"/>
+                <w:szCs w:val="24"/>
+              </w:rPr>
+              <w:t>, enabling retrieval even when query wording differs substantially from source documents. </w:t>
+            </w:r>
+          </w:p>
+          <w:p>
+            <w:pPr>
+              <w:spacing w:after="120"/>
+              <w:rPr>
+                <w:sz w:val="24"/>
+                <w:szCs w:val="24"/>
+              </w:rPr>
+            </w:pPr>
+            <w:r>
+              <w:rPr>
+                <w:b/>
+                <w:bCs/>
+                <w:sz w:val="24"/>
+                <w:szCs w:val="24"/>
+              </w:rPr>
+              <w:t>Key tradeoffs:</w:t>
+            </w:r>
+            <w:r>
+              <w:rPr>
+                <w:sz w:val="24"/>
+                <w:szCs w:val="24"/>
+              </w:rPr>
+              <w:t> </w:t>
+            </w:r>
+            <w:r>
+              <w:rPr>
+                <w:sz w:val="24"/>
+                <w:szCs w:val="24"/>
+                <w:u w:val="single"/>
+              </w:rPr>
+              <w:t xml:space="preserve">The equal weighting </w:t>
+            </w:r>
+            <w:r>
+              <w:rPr>
+                <w:b/>
+                <w:bCs/>
+                <w:sz w:val="24"/>
+                <w:szCs w:val="24"/>
+                <w:u w:val="single"/>
+              </w:rPr>
+              <w:t>assumes</w:t>
+            </w:r>
+            <w:r>
+              <w:rPr>
+                <w:sz w:val="24"/>
+                <w:szCs w:val="24"/>
+                <w:u w:val="single"/>
+              </w:rPr>
+              <w:t xml:space="preserve"> both methods contribute equally, but this may not hold across all query types</w:t>
+            </w:r>
+            <w:r>
+              <w:rPr>
+                <w:sz w:val="24"/>
+                <w:szCs w:val="24"/>
+              </w:rPr>
+              <w:t xml:space="preserve">—entity-focused queries might benefit from higher BM25 weight, while paraphrased or conceptual questions might favor embeddings. My candidate pool size of 10 balances computational cost against recall; smaller pools risk missing relevant documents, while larger pools </w:t>
+            </w:r>
+            <w:r>
+              <w:rPr>
+                <w:sz w:val="24"/>
+                <w:szCs w:val="24"/>
+                <w:u w:val="single"/>
+              </w:rPr>
+              <w:t>increase latency</w:t>
+            </w:r>
+            <w:r>
+              <w:rPr>
+                <w:sz w:val="24"/>
+                <w:szCs w:val="24"/>
+              </w:rPr>
+              <w:t xml:space="preserve"> and context window usage. Additionally, I return only 3 final documents to prioritize conciseness and API cost control, but this may lose nuance when questions span multiple articles. Finally, my approach relies entirely on </w:t>
+            </w:r>
+            <w:r>
+              <w:rPr>
+                <w:sz w:val="24"/>
+                <w:szCs w:val="24"/>
+                <w:u w:val="single"/>
+              </w:rPr>
+              <w:t>persisted Chroma embedding</w:t>
+            </w:r>
+            <w:r>
+              <w:rPr>
+                <w:sz w:val="24"/>
+                <w:szCs w:val="24"/>
+                <w:u w:val="single"/>
+              </w:rPr>
+              <w:t>s</w:t>
+            </w:r>
+            <w:r>
+              <w:rPr>
+                <w:sz w:val="24"/>
+                <w:szCs w:val="24"/>
+              </w:rPr>
+              <w:t xml:space="preserve"> (OpenAI's text-embedding-3-small model), so embedding quality, staleness, and API costs are critical dependencies.</w:t>
+            </w:r>
           </w:p>
           <w:p>
             <w:pPr>
@@ -617,11 +905,13 @@
       </w:tr>
     </w:tbl>
     <w:p/>
+    <w:p/>
     <w:p>
       <w:pPr>
         <w:pStyle w:val="Heading1"/>
       </w:pPr>
       <w:r>
+        <w:lastRenderedPageBreak/>
         <w:t xml:space="preserve">2. </w:t>
       </w:r>
       <w:r>
@@ -780,6 +1070,13 @@
                 <w:szCs w:val="24"/>
               </w:rPr>
             </w:pPr>
+            <w:r>
+              <w:rPr>
+                <w:sz w:val="24"/>
+                <w:szCs w:val="24"/>
+              </w:rPr>
+              <w:t>VS Code Terminal Outputs.</w:t>
+            </w:r>
           </w:p>
           <w:p>
             <w:pPr>
@@ -789,6 +1086,47 @@
                 <w:szCs w:val="24"/>
               </w:rPr>
             </w:pPr>
+            <w:r>
+              <w:rPr>
+                <w:sz w:val="24"/>
+                <w:szCs w:val="24"/>
+              </w:rPr>
+              <w:drawing>
+                <wp:inline distT="0" distB="0" distL="0" distR="0" wp14:anchorId="5E16E19D" wp14:editId="2EDA2405">
+                  <wp:extent cx="6263640" cy="3120390"/>
+                  <wp:effectExtent l="0" t="0" r="3810" b="3810"/>
+                  <wp:docPr id="757296600" name="Picture 1"/>
+                  <wp:cNvGraphicFramePr>
+                    <a:graphicFrameLocks xmlns:a="http://schemas.openxmlformats.org/drawingml/2006/main" noChangeAspect="1"/>
+                  </wp:cNvGraphicFramePr>
+                  <a:graphic xmlns:a="http://schemas.openxmlformats.org/drawingml/2006/main">
+                    <a:graphicData uri="http://schemas.openxmlformats.org/drawingml/2006/picture">
+                      <pic:pic xmlns:pic="http://schemas.openxmlformats.org/drawingml/2006/picture">
+                        <pic:nvPicPr>
+                          <pic:cNvPr id="757296600" name=""/>
+                          <pic:cNvPicPr/>
+                        </pic:nvPicPr>
+                        <pic:blipFill>
+                          <a:blip r:embed="rId8"/>
+                          <a:stretch>
+                            <a:fillRect/>
+                          </a:stretch>
+                        </pic:blipFill>
+                        <pic:spPr>
+                          <a:xfrm>
+                            <a:off x="0" y="0"/>
+                            <a:ext cx="6263640" cy="3120390"/>
+                          </a:xfrm>
+                          <a:prstGeom prst="rect">
+                            <a:avLst/>
+                          </a:prstGeom>
+                        </pic:spPr>
+                      </pic:pic>
+                    </a:graphicData>
+                  </a:graphic>
+                </wp:inline>
+              </w:drawing>
+            </w:r>
           </w:p>
           <w:p>
             <w:pPr>
@@ -820,6 +1158,10 @@
         </w:tc>
       </w:tr>
     </w:tbl>
+    <w:p/>
+    <w:p/>
+    <w:p/>
+    <w:p/>
     <w:p/>
     <w:p>
       <w:pPr>
@@ -901,7 +1243,27 @@
           <w:sz w:val="24"/>
           <w:szCs w:val="24"/>
         </w:rPr>
-        <w:t xml:space="preserve">Focus on showing how the retrieval system behaves across different types of information needs. Where possible, include a mix of precise, conceptual, or broader exploratory queries. </w:t>
+        <w:t xml:space="preserve">Focus on showing how the retrieval system behaves across different types of information needs. Where possible, include a mix of precise, conceptual, or broader </w:t>
+      </w:r>
+      <w:proofErr w:type="gramStart"/>
+      <w:r>
+        <w:rPr>
+          <w:rFonts w:eastAsia="Aptos"/>
+          <w:color w:val="000000"/>
+          <w:sz w:val="24"/>
+          <w:szCs w:val="24"/>
+        </w:rPr>
+        <w:t>exploratory</w:t>
+      </w:r>
+      <w:proofErr w:type="gramEnd"/>
+      <w:r>
+        <w:rPr>
+          <w:rFonts w:eastAsia="Aptos"/>
+          <w:color w:val="000000"/>
+          <w:sz w:val="24"/>
+          <w:szCs w:val="24"/>
+        </w:rPr>
+        <w:t xml:space="preserve"> queries. </w:t>
       </w:r>
     </w:p>
     <w:tbl>
@@ -945,6 +1307,15 @@
               </w:rPr>
               <w:t>Query 1</w:t>
             </w:r>
+            <w:r>
+              <w:rPr>
+                <w:b/>
+                <w:bCs/>
+                <w:sz w:val="24"/>
+                <w:szCs w:val="24"/>
+              </w:rPr>
+              <w:t xml:space="preserve"> – Lexical Question</w:t>
+            </w:r>
           </w:p>
         </w:tc>
       </w:tr>
@@ -974,16 +1345,29 @@
                 <w:sz w:val="24"/>
                 <w:szCs w:val="24"/>
               </w:rPr>
-              <w:t>Query:</w:t>
-            </w:r>
-          </w:p>
-          <w:p>
-            <w:pPr>
-              <w:rPr>
-                <w:sz w:val="24"/>
-                <w:szCs w:val="24"/>
-              </w:rPr>
-            </w:pPr>
+              <w:t>Q</w:t>
+            </w:r>
+            <w:r>
+              <w:rPr>
+                <w:sz w:val="24"/>
+                <w:szCs w:val="24"/>
+              </w:rPr>
+              <w:t>uery:</w:t>
+            </w:r>
+            <w:r>
+              <w:rPr>
+                <w:sz w:val="24"/>
+                <w:szCs w:val="24"/>
+              </w:rPr>
+              <w:t xml:space="preserve"> </w:t>
+            </w:r>
+            <w:r>
+              <w:rPr>
+                <w:sz w:val="24"/>
+                <w:szCs w:val="24"/>
+              </w:rPr>
+              <w:t>"Who was Albert Einstein?"</w:t>
+            </w:r>
           </w:p>
           <w:p>
             <w:pPr>
@@ -999,28 +1383,53 @@
               </w:rPr>
               <w:t>Retrieved results:</w:t>
             </w:r>
-          </w:p>
-          <w:p>
-            <w:pPr>
-              <w:rPr>
-                <w:sz w:val="24"/>
-                <w:szCs w:val="24"/>
-              </w:rPr>
-            </w:pPr>
-          </w:p>
-          <w:p>
-            <w:pPr>
-              <w:rPr>
-                <w:sz w:val="24"/>
-                <w:szCs w:val="24"/>
-              </w:rPr>
-            </w:pPr>
-            <w:r>
-              <w:rPr>
-                <w:sz w:val="24"/>
-                <w:szCs w:val="24"/>
-              </w:rPr>
-              <w:lastRenderedPageBreak/>
+            <w:r>
+              <w:t xml:space="preserve"> </w:t>
+            </w:r>
+            <w:r>
+              <w:rPr>
+                <w:sz w:val="24"/>
+                <w:szCs w:val="24"/>
+              </w:rPr>
+              <w:t xml:space="preserve">Albert Einstein was a German-born theoretical physicist, best known for developing the theory of relativity. He also made major contributions to quantum </w:t>
+            </w:r>
+            <w:proofErr w:type="gramStart"/>
+            <w:r>
+              <w:rPr>
+                <w:sz w:val="24"/>
+                <w:szCs w:val="24"/>
+              </w:rPr>
+              <w:t>theory, and</w:t>
+            </w:r>
+            <w:proofErr w:type="gramEnd"/>
+            <w:r>
+              <w:rPr>
+                <w:sz w:val="24"/>
+                <w:szCs w:val="24"/>
+              </w:rPr>
+              <w:t xml:space="preserve"> received the 1921 Nobel Prize in Physics for his discovery of the law of the photoelectric effect.</w:t>
+            </w:r>
+          </w:p>
+          <w:p>
+            <w:pPr>
+              <w:rPr>
+                <w:sz w:val="24"/>
+                <w:szCs w:val="24"/>
+              </w:rPr>
+            </w:pPr>
+          </w:p>
+          <w:p>
+            <w:pPr>
+              <w:rPr>
+                <w:sz w:val="24"/>
+                <w:szCs w:val="24"/>
+              </w:rPr>
+            </w:pPr>
+            <w:r>
+              <w:rPr>
+                <w:sz w:val="24"/>
+                <w:szCs w:val="24"/>
+              </w:rPr>
               <w:t>Observations:</w:t>
             </w:r>
           </w:p>
@@ -1048,6 +1457,13 @@
                 <w:szCs w:val="24"/>
               </w:rPr>
             </w:pPr>
+            <w:r>
+              <w:rPr>
+                <w:sz w:val="24"/>
+                <w:szCs w:val="24"/>
+              </w:rPr>
+              <w:t>Query 1 worked exceptionally well: the exact entity name triggered a perfect 1.0 lexical match, and the LLM extracted a direct, accurate biography. However, the retriever also pulled tangentially related documents (Max Planck, Niels Bohr) due to co-mention, wasting retrieval slots that could have been more selective.</w:t>
+            </w:r>
           </w:p>
           <w:p>
             <w:pPr>
@@ -1201,6 +1617,7 @@
                 <w:sz w:val="24"/>
                 <w:szCs w:val="24"/>
               </w:rPr>
+              <w:lastRenderedPageBreak/>
               <w:t xml:space="preserve">What worked well? What limitations, challenges, or unexpected retrieval behaviors did you observe? </w:t>
             </w:r>
           </w:p>
@@ -1422,7 +1839,6 @@
                 <w:sz w:val="24"/>
                 <w:szCs w:val="24"/>
               </w:rPr>
-              <w:lastRenderedPageBreak/>
               <w:t>Optional Additional Queries</w:t>
             </w:r>
           </w:p>
@@ -1546,6 +1962,7 @@
         <w:pStyle w:val="Heading1"/>
       </w:pPr>
       <w:r>
+        <w:lastRenderedPageBreak/>
         <w:t xml:space="preserve">4. </w:t>
       </w:r>
       <w:r>
@@ -1965,7 +2382,16 @@
         <w:spacing w:after="0"/>
       </w:pPr>
       <w:r>
-        <w:t>If you were continuing to improve this system, would you keep the same retrieval approach or make changes? Explain your reasoning.</w:t>
+        <w:lastRenderedPageBreak/>
+        <w:t xml:space="preserve">If you </w:t>
+      </w:r>
+      <w:proofErr w:type="gramStart"/>
+      <w:r>
+        <w:t>were continuing</w:t>
+      </w:r>
+      <w:proofErr w:type="gramEnd"/>
+      <w:r>
+        <w:t xml:space="preserve"> to improve this system, would you keep the same retrieval approach or make changes? Explain your reasoning.</w:t>
       </w:r>
     </w:p>
     <w:tbl>
@@ -2176,10 +2602,10 @@
       </w:r>
     </w:p>
     <w:sectPr>
-      <w:headerReference w:type="even" r:id="rId8"/>
-      <w:headerReference w:type="default" r:id="rId9"/>
-      <w:footerReference w:type="default" r:id="rId10"/>
-      <w:headerReference w:type="first" r:id="rId11"/>
+      <w:headerReference w:type="even" r:id="rId9"/>
+      <w:headerReference w:type="default" r:id="rId10"/>
+      <w:footerReference w:type="default" r:id="rId11"/>
+      <w:headerReference w:type="first" r:id="rId12"/>
       <w:pgSz w:w="12240" w:h="15840"/>
       <w:pgMar w:top="1440" w:right="567" w:bottom="1440" w:left="567" w:header="57" w:footer="170" w:gutter="0"/>
       <w:pgNumType w:start="1"/>
@@ -2224,8 +2650,19 @@
         <w:sz w:val="22"/>
         <w:szCs w:val="22"/>
       </w:rPr>
-      <w:t>© MIT xPRO</w:t>
+      <w:t xml:space="preserve">© MIT </w:t>
     </w:r>
+    <w:proofErr w:type="spellStart"/>
+    <w:r>
+      <w:rPr>
+        <w:rFonts w:ascii="Calibri" w:eastAsia="Calibri" w:hAnsi="Calibri" w:cs="Calibri"/>
+        <w:color w:val="000000"/>
+        <w:sz w:val="22"/>
+        <w:szCs w:val="22"/>
+      </w:rPr>
+      <w:t>xPRO</w:t>
+    </w:r>
+    <w:proofErr w:type="spellEnd"/>
     <w:r>
       <w:rPr>
         <w:rFonts w:ascii="Calibri" w:eastAsia="Calibri" w:hAnsi="Calibri" w:cs="Calibri"/>
@@ -2522,6 +2959,36 @@
   </w:p>
   <w:p>
     <w:pPr>
+      <w:rPr>
+        <w:rFonts w:eastAsia="Trebuchet MS"/>
+      </w:rPr>
+    </w:pPr>
+    <w:r>
+      <w:rPr>
+        <w:rFonts w:eastAsia="Trebuchet MS"/>
+      </w:rPr>
+      <w:t xml:space="preserve">MIGUEL HERRERA – SECTION B – </w:t>
+    </w:r>
+    <w:proofErr w:type="gramStart"/>
+    <w:r>
+      <w:rPr>
+        <w:rFonts w:eastAsia="Trebuchet MS"/>
+      </w:rPr>
+      <w:t>September,</w:t>
+    </w:r>
+    <w:proofErr w:type="gramEnd"/>
+    <w:r>
+      <w:rPr>
+        <w:rFonts w:eastAsia="Trebuchet MS"/>
+      </w:rPr>
+      <w:t xml:space="preserve"> 2 – Checkpoint 2.1</w:t>
+    </w:r>
+  </w:p>
+  <w:p>
+    <w:pPr>
+      <w:tabs>
+        <w:tab w:val="left" w:pos="1373"/>
+      </w:tabs>
       <w:rPr>
         <w:rFonts w:eastAsia="Trebuchet MS"/>
       </w:rPr>
@@ -4033,7 +4500,6 @@
   <w:style w:type="character" w:default="1" w:styleId="DefaultParagraphFont">
     <w:name w:val="Default Paragraph Font"/>
     <w:uiPriority w:val="1"/>
-    <w:semiHidden/>
     <w:unhideWhenUsed/>
   </w:style>
   <w:style w:type="table" w:default="1" w:styleId="TableNormal">

--- a/Final_Capstone_Project/Capstone_Checkpoint_2.1/MHerrera_Capstone_Checkpoint_2_1_Worksheet-1.docx
+++ b/Final_Capstone_Project/Capstone_Checkpoint_2.1/MHerrera_Capstone_Checkpoint_2_1_Worksheet-1.docx
@@ -1092,10 +1092,10 @@
                 <w:szCs w:val="24"/>
               </w:rPr>
               <w:drawing>
-                <wp:inline distT="0" distB="0" distL="0" distR="0" wp14:anchorId="5E16E19D" wp14:editId="2EDA2405">
-                  <wp:extent cx="6263640" cy="3120390"/>
-                  <wp:effectExtent l="0" t="0" r="3810" b="3810"/>
-                  <wp:docPr id="757296600" name="Picture 1"/>
+                <wp:inline distT="0" distB="0" distL="0" distR="0" wp14:anchorId="333A21E6" wp14:editId="58334D32">
+                  <wp:extent cx="6263640" cy="3191510"/>
+                  <wp:effectExtent l="0" t="0" r="3810" b="8890"/>
+                  <wp:docPr id="1890757920" name="Picture 1"/>
                   <wp:cNvGraphicFramePr>
                     <a:graphicFrameLocks xmlns:a="http://schemas.openxmlformats.org/drawingml/2006/main" noChangeAspect="1"/>
                   </wp:cNvGraphicFramePr>
@@ -1103,7 +1103,7 @@
                     <a:graphicData uri="http://schemas.openxmlformats.org/drawingml/2006/picture">
                       <pic:pic xmlns:pic="http://schemas.openxmlformats.org/drawingml/2006/picture">
                         <pic:nvPicPr>
-                          <pic:cNvPr id="757296600" name=""/>
+                          <pic:cNvPr id="1890757920" name=""/>
                           <pic:cNvPicPr/>
                         </pic:nvPicPr>
                         <pic:blipFill>
@@ -1115,7 +1115,7 @@
                         <pic:spPr>
                           <a:xfrm>
                             <a:off x="0" y="0"/>
-                            <a:ext cx="6263640" cy="3120390"/>
+                            <a:ext cx="6263640" cy="3191510"/>
                           </a:xfrm>
                           <a:prstGeom prst="rect">
                             <a:avLst/>
@@ -1342,6 +1342,8 @@
             </w:pPr>
             <w:r>
               <w:rPr>
+                <w:b/>
+                <w:bCs/>
                 <w:sz w:val="24"/>
                 <w:szCs w:val="24"/>
               </w:rPr>
@@ -1349,10 +1351,19 @@
             </w:r>
             <w:r>
               <w:rPr>
-                <w:sz w:val="24"/>
-                <w:szCs w:val="24"/>
-              </w:rPr>
-              <w:t>uery:</w:t>
+                <w:b/>
+                <w:bCs/>
+                <w:sz w:val="24"/>
+                <w:szCs w:val="24"/>
+              </w:rPr>
+              <w:t>uery</w:t>
+            </w:r>
+            <w:r>
+              <w:rPr>
+                <w:sz w:val="24"/>
+                <w:szCs w:val="24"/>
+              </w:rPr>
+              <w:t>:</w:t>
             </w:r>
             <w:r>
               <w:rPr>
@@ -1366,24 +1377,240 @@
                 <w:sz w:val="24"/>
                 <w:szCs w:val="24"/>
               </w:rPr>
-              <w:t>"Who was Albert Einstein?"</w:t>
-            </w:r>
-          </w:p>
-          <w:p>
-            <w:pPr>
-              <w:rPr>
-                <w:sz w:val="24"/>
-                <w:szCs w:val="24"/>
-              </w:rPr>
-            </w:pPr>
-            <w:r>
-              <w:rPr>
-                <w:sz w:val="24"/>
-                <w:szCs w:val="24"/>
-              </w:rPr>
-              <w:t>Retrieved results:</w:t>
-            </w:r>
-            <w:r>
+              <w:t>Who was Albert Einstein?"</w:t>
+            </w:r>
+          </w:p>
+          <w:p>
+            <w:pPr>
+              <w:rPr>
+                <w:sz w:val="24"/>
+                <w:szCs w:val="24"/>
+              </w:rPr>
+            </w:pPr>
+            <w:r>
+              <w:rPr>
+                <w:b/>
+                <w:bCs/>
+                <w:sz w:val="24"/>
+                <w:szCs w:val="24"/>
+              </w:rPr>
+              <w:t>Retrieved results</w:t>
+            </w:r>
+            <w:r>
+              <w:rPr>
+                <w:sz w:val="24"/>
+                <w:szCs w:val="24"/>
+              </w:rPr>
+              <w:t>:</w:t>
+            </w:r>
+          </w:p>
+          <w:p>
+            <w:pPr>
+              <w:rPr>
+                <w:sz w:val="24"/>
+                <w:szCs w:val="24"/>
+              </w:rPr>
+            </w:pPr>
+            <w:r>
+              <w:rPr>
+                <w:sz w:val="24"/>
+                <w:szCs w:val="24"/>
+              </w:rPr>
+              <w:t>Albert Einstein was “a German-born theoretical physicist” best known for developing the theory of relativity. The document says:</w:t>
+            </w:r>
+          </w:p>
+          <w:p>
+            <w:pPr>
+              <w:rPr>
+                <w:sz w:val="24"/>
+                <w:szCs w:val="24"/>
+              </w:rPr>
+            </w:pPr>
+            <w:r>
+              <w:rPr>
+                <w:sz w:val="24"/>
+                <w:szCs w:val="24"/>
+              </w:rPr>
+              <w:t>“Albert Einstein (14 March 1879 – 18 April 1955) was a German-born theoretical physicist best known for developing the theory of relativity. Einstein also made important contributions to quantum theory.”</w:t>
+            </w:r>
+          </w:p>
+          <w:p>
+            <w:pPr>
+              <w:rPr>
+                <w:sz w:val="24"/>
+                <w:szCs w:val="24"/>
+              </w:rPr>
+            </w:pPr>
+            <w:r>
+              <w:rPr>
+                <w:sz w:val="24"/>
+                <w:szCs w:val="24"/>
+              </w:rPr>
+              <w:t>It also notes that he received the 1921 Nobel Prize in Physics and is associated with famous ideas like “E = mc².”</w:t>
+            </w:r>
+          </w:p>
+          <w:p>
+            <w:pPr>
+              <w:rPr>
+                <w:b/>
+                <w:bCs/>
+                <w:sz w:val="24"/>
+                <w:szCs w:val="24"/>
+              </w:rPr>
+            </w:pPr>
+            <w:r>
+              <w:rPr>
+                <w:b/>
+                <w:bCs/>
+                <w:sz w:val="24"/>
+                <w:szCs w:val="24"/>
+              </w:rPr>
+              <w:t>Observations:</w:t>
+            </w:r>
+          </w:p>
+          <w:p>
+            <w:pPr>
+              <w:spacing w:after="120"/>
+              <w:rPr>
+                <w:sz w:val="24"/>
+                <w:szCs w:val="24"/>
+              </w:rPr>
+            </w:pPr>
+            <w:r>
+              <w:rPr>
+                <w:sz w:val="24"/>
+                <w:szCs w:val="24"/>
+              </w:rPr>
+              <w:t xml:space="preserve">What worked well? What limitations, challenges, or unexpected retrieval behaviors did you observe? </w:t>
+            </w:r>
+          </w:p>
+          <w:p>
+            <w:pPr>
+              <w:spacing w:after="120"/>
+              <w:rPr>
+                <w:sz w:val="24"/>
+                <w:szCs w:val="24"/>
+              </w:rPr>
+            </w:pPr>
+            <w:r>
+              <w:rPr>
+                <w:b/>
+                <w:bCs/>
+                <w:sz w:val="24"/>
+                <w:szCs w:val="24"/>
+              </w:rPr>
+              <w:t>Query 1 worked well</w:t>
+            </w:r>
+            <w:r>
+              <w:rPr>
+                <w:sz w:val="24"/>
+                <w:szCs w:val="24"/>
+              </w:rPr>
+              <w:t xml:space="preserve">: </w:t>
+            </w:r>
+            <w:r>
+              <w:rPr>
+                <w:sz w:val="24"/>
+                <w:szCs w:val="24"/>
+              </w:rPr>
+              <w:t xml:space="preserve">The </w:t>
+            </w:r>
+            <w:r>
+              <w:rPr>
+                <w:sz w:val="24"/>
+                <w:szCs w:val="24"/>
+              </w:rPr>
+              <w:t xml:space="preserve">solution </w:t>
+            </w:r>
+            <w:r>
+              <w:rPr>
+                <w:sz w:val="24"/>
+                <w:szCs w:val="24"/>
+              </w:rPr>
+              <w:t xml:space="preserve">returned quotes </w:t>
+            </w:r>
+            <w:r>
+              <w:rPr>
+                <w:sz w:val="24"/>
+                <w:szCs w:val="24"/>
+              </w:rPr>
+              <w:t xml:space="preserve">directly </w:t>
+            </w:r>
+            <w:r>
+              <w:rPr>
+                <w:sz w:val="24"/>
+                <w:szCs w:val="24"/>
+              </w:rPr>
+              <w:t xml:space="preserve">from the Wikipedia page. This was a Lexical question, so I </w:t>
+            </w:r>
+            <w:r>
+              <w:rPr>
+                <w:sz w:val="24"/>
+                <w:szCs w:val="24"/>
+              </w:rPr>
+              <w:t xml:space="preserve">was </w:t>
+            </w:r>
+            <w:r>
+              <w:rPr>
+                <w:sz w:val="24"/>
+                <w:szCs w:val="24"/>
+              </w:rPr>
+              <w:t>expect</w:t>
+            </w:r>
+            <w:r>
+              <w:rPr>
+                <w:sz w:val="24"/>
+                <w:szCs w:val="24"/>
+              </w:rPr>
+              <w:t>ing</w:t>
+            </w:r>
+            <w:r>
+              <w:rPr>
+                <w:sz w:val="24"/>
+                <w:szCs w:val="24"/>
+              </w:rPr>
+              <w:t xml:space="preserve"> the BM25 ranking to</w:t>
+            </w:r>
+            <w:r>
+              <w:rPr>
+                <w:sz w:val="24"/>
+                <w:szCs w:val="24"/>
+              </w:rPr>
+              <w:t xml:space="preserve"> have </w:t>
+            </w:r>
+            <w:r>
+              <w:rPr>
+                <w:sz w:val="24"/>
+                <w:szCs w:val="24"/>
+              </w:rPr>
+              <w:t>influence</w:t>
+            </w:r>
+            <w:r>
+              <w:rPr>
+                <w:sz w:val="24"/>
+                <w:szCs w:val="24"/>
+              </w:rPr>
+              <w:t>d</w:t>
+            </w:r>
+            <w:r>
+              <w:rPr>
+                <w:sz w:val="24"/>
+                <w:szCs w:val="24"/>
+              </w:rPr>
+              <w:t xml:space="preserve"> the </w:t>
+            </w:r>
+            <w:r>
+              <w:rPr>
+                <w:sz w:val="24"/>
+                <w:szCs w:val="24"/>
+              </w:rPr>
+              <w:t>output</w:t>
+            </w:r>
+            <w:r>
+              <w:rPr>
+                <w:sz w:val="24"/>
+                <w:szCs w:val="24"/>
+              </w:rPr>
               <w:t xml:space="preserve"> </w:t>
             </w:r>
             <w:r>
@@ -1391,78 +1618,35 @@
                 <w:sz w:val="24"/>
                 <w:szCs w:val="24"/>
               </w:rPr>
-              <w:t xml:space="preserve">Albert Einstein was a German-born theoretical physicist, best known for developing the theory of relativity. He also made major contributions to quantum </w:t>
-            </w:r>
-            <w:proofErr w:type="gramStart"/>
-            <w:r>
-              <w:rPr>
-                <w:sz w:val="24"/>
-                <w:szCs w:val="24"/>
-              </w:rPr>
-              <w:t>theory, and</w:t>
-            </w:r>
-            <w:proofErr w:type="gramEnd"/>
-            <w:r>
-              <w:rPr>
-                <w:sz w:val="24"/>
-                <w:szCs w:val="24"/>
-              </w:rPr>
-              <w:t xml:space="preserve"> received the 1921 Nobel Prize in Physics for his discovery of the law of the photoelectric effect.</w:t>
-            </w:r>
-          </w:p>
-          <w:p>
-            <w:pPr>
-              <w:rPr>
-                <w:sz w:val="24"/>
-                <w:szCs w:val="24"/>
-              </w:rPr>
-            </w:pPr>
-          </w:p>
-          <w:p>
-            <w:pPr>
-              <w:rPr>
-                <w:sz w:val="24"/>
-                <w:szCs w:val="24"/>
-              </w:rPr>
-            </w:pPr>
-            <w:r>
-              <w:rPr>
-                <w:sz w:val="24"/>
-                <w:szCs w:val="24"/>
-              </w:rPr>
-              <w:t>Observations:</w:t>
-            </w:r>
-          </w:p>
-          <w:p>
-            <w:pPr>
-              <w:spacing w:after="120"/>
-              <w:rPr>
-                <w:sz w:val="24"/>
-                <w:szCs w:val="24"/>
-              </w:rPr>
-            </w:pPr>
-            <w:r>
-              <w:rPr>
-                <w:sz w:val="24"/>
-                <w:szCs w:val="24"/>
-              </w:rPr>
-              <w:t xml:space="preserve">What worked well? What limitations, challenges, or unexpected retrieval behaviors did you observe? </w:t>
-            </w:r>
-          </w:p>
-          <w:p>
-            <w:pPr>
-              <w:spacing w:after="120"/>
-              <w:rPr>
-                <w:sz w:val="24"/>
-                <w:szCs w:val="24"/>
-              </w:rPr>
-            </w:pPr>
-            <w:r>
-              <w:rPr>
-                <w:sz w:val="24"/>
-                <w:szCs w:val="24"/>
-              </w:rPr>
-              <w:t>Query 1 worked exceptionally well: the exact entity name triggered a perfect 1.0 lexical match, and the LLM extracted a direct, accurate biography. However, the retriever also pulled tangentially related documents (Max Planck, Niels Bohr) due to co-mention, wasting retrieval slots that could have been more selective.</w:t>
+              <w:t xml:space="preserve">more than the Semantic search. However, my code has a 50/50 weight between the two </w:t>
+            </w:r>
+            <w:r>
+              <w:rPr>
+                <w:sz w:val="24"/>
+                <w:szCs w:val="24"/>
+              </w:rPr>
+              <w:t>search</w:t>
+            </w:r>
+            <w:r>
+              <w:rPr>
+                <w:sz w:val="24"/>
+                <w:szCs w:val="24"/>
+              </w:rPr>
+              <w:t xml:space="preserve"> strategies. Therefore,</w:t>
+            </w:r>
+            <w:r>
+              <w:rPr>
+                <w:sz w:val="24"/>
+                <w:szCs w:val="24"/>
+              </w:rPr>
+              <w:t xml:space="preserve"> I believe both influence the output equally.</w:t>
+            </w:r>
+            <w:r>
+              <w:rPr>
+                <w:sz w:val="24"/>
+                <w:szCs w:val="24"/>
+              </w:rPr>
+              <w:t xml:space="preserve">  </w:t>
             </w:r>
           </w:p>
           <w:p>
@@ -1477,6 +1661,38 @@
         </w:tc>
       </w:tr>
     </w:tbl>
+    <w:p>
+      <w:pPr>
+        <w:rPr>
+          <w:sz w:val="24"/>
+          <w:szCs w:val="24"/>
+        </w:rPr>
+      </w:pPr>
+    </w:p>
+    <w:p>
+      <w:pPr>
+        <w:rPr>
+          <w:sz w:val="24"/>
+          <w:szCs w:val="24"/>
+        </w:rPr>
+      </w:pPr>
+    </w:p>
+    <w:p>
+      <w:pPr>
+        <w:rPr>
+          <w:sz w:val="24"/>
+          <w:szCs w:val="24"/>
+        </w:rPr>
+      </w:pPr>
+    </w:p>
+    <w:p>
+      <w:pPr>
+        <w:rPr>
+          <w:sz w:val="24"/>
+          <w:szCs w:val="24"/>
+        </w:rPr>
+      </w:pPr>
+    </w:p>
     <w:p>
       <w:pPr>
         <w:rPr>
@@ -1526,6 +1742,15 @@
               </w:rPr>
               <w:t>Query 2</w:t>
             </w:r>
+            <w:r>
+              <w:rPr>
+                <w:b/>
+                <w:bCs/>
+                <w:sz w:val="24"/>
+                <w:szCs w:val="24"/>
+              </w:rPr>
+              <w:t xml:space="preserve"> – Semantic Question</w:t>
+            </w:r>
           </w:p>
         </w:tc>
       </w:tr>
@@ -1552,42 +1777,137 @@
             </w:pPr>
             <w:r>
               <w:rPr>
-                <w:sz w:val="24"/>
-                <w:szCs w:val="24"/>
-              </w:rPr>
-              <w:t>Query:</w:t>
-            </w:r>
-          </w:p>
-          <w:p>
-            <w:pPr>
-              <w:rPr>
-                <w:sz w:val="24"/>
-                <w:szCs w:val="24"/>
-              </w:rPr>
-            </w:pPr>
-          </w:p>
-          <w:p>
-            <w:pPr>
-              <w:rPr>
-                <w:sz w:val="24"/>
-                <w:szCs w:val="24"/>
-              </w:rPr>
-            </w:pPr>
-            <w:r>
-              <w:rPr>
-                <w:sz w:val="24"/>
-                <w:szCs w:val="24"/>
-              </w:rPr>
-              <w:t>Retrieved results:</w:t>
-            </w:r>
-          </w:p>
-          <w:p>
-            <w:pPr>
-              <w:rPr>
-                <w:sz w:val="24"/>
-                <w:szCs w:val="24"/>
-              </w:rPr>
-            </w:pPr>
+                <w:b/>
+                <w:bCs/>
+                <w:sz w:val="24"/>
+                <w:szCs w:val="24"/>
+              </w:rPr>
+              <w:t>Query</w:t>
+            </w:r>
+            <w:r>
+              <w:rPr>
+                <w:sz w:val="24"/>
+                <w:szCs w:val="24"/>
+              </w:rPr>
+              <w:t>:</w:t>
+            </w:r>
+            <w:r>
+              <w:rPr>
+                <w:sz w:val="24"/>
+                <w:szCs w:val="24"/>
+              </w:rPr>
+              <w:t xml:space="preserve"> </w:t>
+            </w:r>
+            <w:r>
+              <w:rPr>
+                <w:sz w:val="24"/>
+                <w:szCs w:val="24"/>
+              </w:rPr>
+              <w:t xml:space="preserve">How is Ace Bailey related to Toronto Maple </w:t>
+            </w:r>
+            <w:proofErr w:type="spellStart"/>
+            <w:r>
+              <w:rPr>
+                <w:sz w:val="24"/>
+                <w:szCs w:val="24"/>
+              </w:rPr>
+              <w:t>Leafs</w:t>
+            </w:r>
+            <w:proofErr w:type="spellEnd"/>
+            <w:r>
+              <w:rPr>
+                <w:sz w:val="24"/>
+                <w:szCs w:val="24"/>
+              </w:rPr>
+              <w:t>?</w:t>
+            </w:r>
+          </w:p>
+          <w:p>
+            <w:pPr>
+              <w:rPr>
+                <w:sz w:val="24"/>
+                <w:szCs w:val="24"/>
+              </w:rPr>
+            </w:pPr>
+            <w:r>
+              <w:rPr>
+                <w:b/>
+                <w:bCs/>
+                <w:sz w:val="24"/>
+                <w:szCs w:val="24"/>
+              </w:rPr>
+              <w:t>Retrieved results</w:t>
+            </w:r>
+            <w:r>
+              <w:rPr>
+                <w:sz w:val="24"/>
+                <w:szCs w:val="24"/>
+              </w:rPr>
+              <w:t>:</w:t>
+            </w:r>
+          </w:p>
+          <w:p>
+            <w:pPr>
+              <w:rPr>
+                <w:sz w:val="24"/>
+                <w:szCs w:val="24"/>
+              </w:rPr>
+            </w:pPr>
+            <w:r>
+              <w:rPr>
+                <w:sz w:val="24"/>
+                <w:szCs w:val="24"/>
+              </w:rPr>
+              <w:t xml:space="preserve">Ace Bailey is a Toronto Maple </w:t>
+            </w:r>
+            <w:proofErr w:type="spellStart"/>
+            <w:r>
+              <w:rPr>
+                <w:sz w:val="24"/>
+                <w:szCs w:val="24"/>
+              </w:rPr>
+              <w:t>Leafs</w:t>
+            </w:r>
+            <w:proofErr w:type="spellEnd"/>
+            <w:r>
+              <w:rPr>
+                <w:sz w:val="24"/>
+                <w:szCs w:val="24"/>
+              </w:rPr>
+              <w:t xml:space="preserve"> player whose number was retired. The document says he was a Maple </w:t>
+            </w:r>
+            <w:proofErr w:type="spellStart"/>
+            <w:r>
+              <w:rPr>
+                <w:sz w:val="24"/>
+                <w:szCs w:val="24"/>
+              </w:rPr>
+              <w:t>Leafs</w:t>
+            </w:r>
+            <w:proofErr w:type="spellEnd"/>
+            <w:r>
+              <w:rPr>
+                <w:sz w:val="24"/>
+                <w:szCs w:val="24"/>
+              </w:rPr>
+              <w:t xml:space="preserve"> forward and that “The </w:t>
+            </w:r>
+            <w:proofErr w:type="spellStart"/>
+            <w:r>
+              <w:rPr>
+                <w:sz w:val="24"/>
+                <w:szCs w:val="24"/>
+              </w:rPr>
+              <w:t>Leafs</w:t>
+            </w:r>
+            <w:proofErr w:type="spellEnd"/>
+            <w:r>
+              <w:rPr>
+                <w:sz w:val="24"/>
+                <w:szCs w:val="24"/>
+              </w:rPr>
+              <w:t xml:space="preserve"> held the Ace Bailey Benefit Game, the NHL’s first All-Star Game,” and in the retired numbers list: “6 Ace Bailey RW 1926–1933 … retired.”</w:t>
+            </w:r>
           </w:p>
           <w:p>
             <w:pPr>
@@ -1617,8 +1937,131 @@
                 <w:sz w:val="24"/>
                 <w:szCs w:val="24"/>
               </w:rPr>
-              <w:lastRenderedPageBreak/>
               <w:t xml:space="preserve">What worked well? What limitations, challenges, or unexpected retrieval behaviors did you observe? </w:t>
+            </w:r>
+          </w:p>
+          <w:p>
+            <w:pPr>
+              <w:spacing w:after="120"/>
+              <w:rPr>
+                <w:sz w:val="24"/>
+                <w:szCs w:val="24"/>
+              </w:rPr>
+            </w:pPr>
+            <w:r>
+              <w:rPr>
+                <w:b/>
+                <w:bCs/>
+                <w:sz w:val="24"/>
+                <w:szCs w:val="24"/>
+              </w:rPr>
+              <w:t xml:space="preserve">Query </w:t>
+            </w:r>
+            <w:r>
+              <w:rPr>
+                <w:b/>
+                <w:bCs/>
+                <w:sz w:val="24"/>
+                <w:szCs w:val="24"/>
+              </w:rPr>
+              <w:t>2</w:t>
+            </w:r>
+            <w:r>
+              <w:rPr>
+                <w:b/>
+                <w:bCs/>
+                <w:sz w:val="24"/>
+                <w:szCs w:val="24"/>
+              </w:rPr>
+              <w:t xml:space="preserve"> </w:t>
+            </w:r>
+            <w:r>
+              <w:rPr>
+                <w:b/>
+                <w:bCs/>
+                <w:sz w:val="24"/>
+                <w:szCs w:val="24"/>
+              </w:rPr>
+              <w:t xml:space="preserve">also </w:t>
+            </w:r>
+            <w:r>
+              <w:rPr>
+                <w:b/>
+                <w:bCs/>
+                <w:sz w:val="24"/>
+                <w:szCs w:val="24"/>
+              </w:rPr>
+              <w:t>worked well</w:t>
+            </w:r>
+            <w:r>
+              <w:rPr>
+                <w:sz w:val="24"/>
+                <w:szCs w:val="24"/>
+              </w:rPr>
+              <w:t xml:space="preserve">: </w:t>
+            </w:r>
+            <w:r>
+              <w:rPr>
+                <w:sz w:val="24"/>
+                <w:szCs w:val="24"/>
+              </w:rPr>
+              <w:t>The solution returned quotes directly from the Wikipedia page</w:t>
+            </w:r>
+            <w:r>
+              <w:rPr>
+                <w:sz w:val="24"/>
+                <w:szCs w:val="24"/>
+              </w:rPr>
+              <w:t>.</w:t>
+            </w:r>
+            <w:r>
+              <w:rPr>
+                <w:sz w:val="24"/>
+                <w:szCs w:val="24"/>
+              </w:rPr>
+              <w:t xml:space="preserve"> This was a </w:t>
+            </w:r>
+            <w:r>
+              <w:rPr>
+                <w:sz w:val="24"/>
+                <w:szCs w:val="24"/>
+              </w:rPr>
+              <w:t>semantic</w:t>
+            </w:r>
+            <w:r>
+              <w:rPr>
+                <w:sz w:val="24"/>
+                <w:szCs w:val="24"/>
+              </w:rPr>
+              <w:t xml:space="preserve"> question, so I was expecting the </w:t>
+            </w:r>
+            <w:r>
+              <w:rPr>
+                <w:sz w:val="24"/>
+                <w:szCs w:val="24"/>
+              </w:rPr>
+              <w:t>Chroma DB embedding indexing</w:t>
+            </w:r>
+            <w:r>
+              <w:rPr>
+                <w:sz w:val="24"/>
+                <w:szCs w:val="24"/>
+              </w:rPr>
+              <w:t xml:space="preserve"> to have influenced the output more than the </w:t>
+            </w:r>
+            <w:r>
+              <w:rPr>
+                <w:sz w:val="24"/>
+                <w:szCs w:val="24"/>
+              </w:rPr>
+              <w:t>BM25</w:t>
+            </w:r>
+            <w:r>
+              <w:rPr>
+                <w:sz w:val="24"/>
+                <w:szCs w:val="24"/>
+              </w:rPr>
+              <w:t xml:space="preserve"> search. However, my code has a 50/50 weight between the two search strategies. Therefore, I believe both influence the output equally.  </w:t>
             </w:r>
           </w:p>
           <w:p>
@@ -1642,6 +2085,15 @@
         </w:tc>
       </w:tr>
     </w:tbl>
+    <w:p/>
+    <w:p/>
+    <w:p/>
+    <w:p/>
+    <w:p/>
+    <w:p/>
+    <w:p/>
+    <w:p/>
+    <w:p/>
     <w:p/>
     <w:tbl>
       <w:tblPr>
@@ -1682,7 +2134,17 @@
                 <w:sz w:val="24"/>
                 <w:szCs w:val="24"/>
               </w:rPr>
+              <w:lastRenderedPageBreak/>
               <w:t>Query 3</w:t>
+            </w:r>
+            <w:r>
+              <w:rPr>
+                <w:b/>
+                <w:bCs/>
+                <w:sz w:val="24"/>
+                <w:szCs w:val="24"/>
+              </w:rPr>
+              <w:t xml:space="preserve"> – Paraphrased Question</w:t>
             </w:r>
           </w:p>
         </w:tc>
@@ -1710,56 +2172,144 @@
             </w:pPr>
             <w:r>
               <w:rPr>
-                <w:sz w:val="24"/>
-                <w:szCs w:val="24"/>
-              </w:rPr>
-              <w:t>Query:</w:t>
-            </w:r>
-          </w:p>
-          <w:p>
-            <w:pPr>
-              <w:rPr>
-                <w:sz w:val="24"/>
-                <w:szCs w:val="24"/>
-              </w:rPr>
-            </w:pPr>
-          </w:p>
-          <w:p>
-            <w:pPr>
-              <w:rPr>
-                <w:sz w:val="24"/>
-                <w:szCs w:val="24"/>
-              </w:rPr>
-            </w:pPr>
-            <w:r>
-              <w:rPr>
-                <w:sz w:val="24"/>
-                <w:szCs w:val="24"/>
-              </w:rPr>
-              <w:t>Retrieved results:</w:t>
-            </w:r>
-          </w:p>
-          <w:p>
-            <w:pPr>
-              <w:rPr>
-                <w:sz w:val="24"/>
-                <w:szCs w:val="24"/>
-              </w:rPr>
-            </w:pPr>
-          </w:p>
-          <w:p>
-            <w:pPr>
-              <w:rPr>
-                <w:sz w:val="24"/>
-                <w:szCs w:val="24"/>
-              </w:rPr>
-            </w:pPr>
-            <w:r>
-              <w:rPr>
-                <w:sz w:val="24"/>
-                <w:szCs w:val="24"/>
-              </w:rPr>
-              <w:t>Observations:</w:t>
+                <w:b/>
+                <w:bCs/>
+                <w:sz w:val="24"/>
+                <w:szCs w:val="24"/>
+              </w:rPr>
+              <w:t>Query</w:t>
+            </w:r>
+            <w:r>
+              <w:rPr>
+                <w:sz w:val="24"/>
+                <w:szCs w:val="24"/>
+              </w:rPr>
+              <w:t>:</w:t>
+            </w:r>
+            <w:r>
+              <w:rPr>
+                <w:sz w:val="24"/>
+                <w:szCs w:val="24"/>
+              </w:rPr>
+              <w:t xml:space="preserve"> </w:t>
+            </w:r>
+            <w:r>
+              <w:rPr>
+                <w:sz w:val="24"/>
+                <w:szCs w:val="24"/>
+              </w:rPr>
+              <w:t xml:space="preserve">According to </w:t>
+            </w:r>
+            <w:proofErr w:type="gramStart"/>
+            <w:r>
+              <w:rPr>
+                <w:sz w:val="24"/>
+                <w:szCs w:val="24"/>
+              </w:rPr>
+              <w:t>the Wikipedia</w:t>
+            </w:r>
+            <w:proofErr w:type="gramEnd"/>
+            <w:r>
+              <w:rPr>
+                <w:sz w:val="24"/>
+                <w:szCs w:val="24"/>
+              </w:rPr>
+              <w:t xml:space="preserve"> pages, how many weapons are featured in the video game '</w:t>
+            </w:r>
+            <w:proofErr w:type="spellStart"/>
+            <w:r>
+              <w:rPr>
+                <w:sz w:val="24"/>
+                <w:szCs w:val="24"/>
+              </w:rPr>
+              <w:t>GoldenEye</w:t>
+            </w:r>
+            <w:proofErr w:type="spellEnd"/>
+            <w:r>
+              <w:rPr>
+                <w:sz w:val="24"/>
+                <w:szCs w:val="24"/>
+              </w:rPr>
+              <w:t xml:space="preserve"> 007'</w:t>
+            </w:r>
+          </w:p>
+          <w:p>
+            <w:pPr>
+              <w:rPr>
+                <w:sz w:val="24"/>
+                <w:szCs w:val="24"/>
+              </w:rPr>
+            </w:pPr>
+            <w:r>
+              <w:rPr>
+                <w:b/>
+                <w:bCs/>
+                <w:sz w:val="24"/>
+                <w:szCs w:val="24"/>
+              </w:rPr>
+              <w:t>Retrieved results</w:t>
+            </w:r>
+            <w:r>
+              <w:rPr>
+                <w:sz w:val="24"/>
+                <w:szCs w:val="24"/>
+              </w:rPr>
+              <w:t>:</w:t>
+            </w:r>
+          </w:p>
+          <w:p>
+            <w:pPr>
+              <w:rPr>
+                <w:sz w:val="24"/>
+                <w:szCs w:val="24"/>
+              </w:rPr>
+            </w:pPr>
+            <w:r>
+              <w:rPr>
+                <w:sz w:val="24"/>
+                <w:szCs w:val="24"/>
+              </w:rPr>
+              <w:t>According to the **</w:t>
+            </w:r>
+            <w:proofErr w:type="spellStart"/>
+            <w:r>
+              <w:rPr>
+                <w:sz w:val="24"/>
+                <w:szCs w:val="24"/>
+              </w:rPr>
+              <w:t>GoldenEye</w:t>
+            </w:r>
+            <w:proofErr w:type="spellEnd"/>
+            <w:r>
+              <w:rPr>
+                <w:sz w:val="24"/>
+                <w:szCs w:val="24"/>
+              </w:rPr>
+              <w:t xml:space="preserve"> 007** Wikipedia page, the game features **more than 20 weapons**: “**The game features more than 20 weapons**,” including pistols, submachine guns, assault rifles, a sniper rifle, grenades, and throwing knives.</w:t>
+            </w:r>
+          </w:p>
+          <w:p>
+            <w:pPr>
+              <w:rPr>
+                <w:sz w:val="24"/>
+                <w:szCs w:val="24"/>
+              </w:rPr>
+            </w:pPr>
+            <w:r>
+              <w:rPr>
+                <w:b/>
+                <w:bCs/>
+                <w:sz w:val="24"/>
+                <w:szCs w:val="24"/>
+              </w:rPr>
+              <w:t>Observations</w:t>
+            </w:r>
+            <w:r>
+              <w:rPr>
+                <w:sz w:val="24"/>
+                <w:szCs w:val="24"/>
+              </w:rPr>
+              <w:t>:</w:t>
             </w:r>
           </w:p>
           <w:p>
@@ -1786,6 +2336,114 @@
                 <w:szCs w:val="24"/>
               </w:rPr>
             </w:pPr>
+            <w:r>
+              <w:rPr>
+                <w:b/>
+                <w:bCs/>
+                <w:sz w:val="24"/>
+                <w:szCs w:val="24"/>
+              </w:rPr>
+              <w:t xml:space="preserve">Query </w:t>
+            </w:r>
+            <w:r>
+              <w:rPr>
+                <w:b/>
+                <w:bCs/>
+                <w:sz w:val="24"/>
+                <w:szCs w:val="24"/>
+              </w:rPr>
+              <w:t>3</w:t>
+            </w:r>
+            <w:r>
+              <w:rPr>
+                <w:b/>
+                <w:bCs/>
+                <w:sz w:val="24"/>
+                <w:szCs w:val="24"/>
+              </w:rPr>
+              <w:t xml:space="preserve"> </w:t>
+            </w:r>
+            <w:r>
+              <w:rPr>
+                <w:b/>
+                <w:bCs/>
+                <w:sz w:val="24"/>
+                <w:szCs w:val="24"/>
+              </w:rPr>
+              <w:t xml:space="preserve">also </w:t>
+            </w:r>
+            <w:r>
+              <w:rPr>
+                <w:b/>
+                <w:bCs/>
+                <w:sz w:val="24"/>
+                <w:szCs w:val="24"/>
+              </w:rPr>
+              <w:t>worked well</w:t>
+            </w:r>
+            <w:r>
+              <w:rPr>
+                <w:sz w:val="24"/>
+                <w:szCs w:val="24"/>
+              </w:rPr>
+              <w:t xml:space="preserve">: </w:t>
+            </w:r>
+            <w:r>
+              <w:rPr>
+                <w:sz w:val="24"/>
+                <w:szCs w:val="24"/>
+              </w:rPr>
+              <w:t>Same results as with Query 1 and Query 2. T</w:t>
+            </w:r>
+            <w:r>
+              <w:rPr>
+                <w:sz w:val="24"/>
+                <w:szCs w:val="24"/>
+              </w:rPr>
+              <w:t xml:space="preserve">he solution returned </w:t>
+            </w:r>
+            <w:r>
+              <w:rPr>
+                <w:sz w:val="24"/>
+                <w:szCs w:val="24"/>
+              </w:rPr>
+              <w:t xml:space="preserve">the correct </w:t>
+            </w:r>
+            <w:r>
+              <w:rPr>
+                <w:sz w:val="24"/>
+                <w:szCs w:val="24"/>
+              </w:rPr>
+              <w:t xml:space="preserve">quotes </w:t>
+            </w:r>
+            <w:r>
+              <w:rPr>
+                <w:sz w:val="24"/>
+                <w:szCs w:val="24"/>
+              </w:rPr>
+              <w:t xml:space="preserve">and </w:t>
+            </w:r>
+            <w:r>
+              <w:rPr>
+                <w:sz w:val="24"/>
+                <w:szCs w:val="24"/>
+              </w:rPr>
+              <w:t xml:space="preserve">directly from the Wikipedia page This was a </w:t>
+            </w:r>
+            <w:r>
+              <w:rPr>
+                <w:sz w:val="24"/>
+                <w:szCs w:val="24"/>
+              </w:rPr>
+              <w:t>paraphrased</w:t>
+            </w:r>
+            <w:r>
+              <w:rPr>
+                <w:sz w:val="24"/>
+                <w:szCs w:val="24"/>
+              </w:rPr>
+              <w:t xml:space="preserve"> question, so I was expecting the Chroma DB embedding indexing to have influenced the output more than the BM25 search.  </w:t>
+            </w:r>
           </w:p>
           <w:p>
             <w:pPr>
@@ -1799,6 +2457,16 @@
         </w:tc>
       </w:tr>
     </w:tbl>
+    <w:p/>
+    <w:p/>
+    <w:p/>
+    <w:p/>
+    <w:p/>
+    <w:p/>
+    <w:p/>
+    <w:p/>
+    <w:p/>
+    <w:p/>
     <w:p/>
     <w:tbl>
       <w:tblPr>
@@ -1839,7 +2507,44 @@
                 <w:sz w:val="24"/>
                 <w:szCs w:val="24"/>
               </w:rPr>
-              <w:t>Optional Additional Queries</w:t>
+              <w:lastRenderedPageBreak/>
+              <w:t xml:space="preserve">Query </w:t>
+            </w:r>
+            <w:r>
+              <w:rPr>
+                <w:b/>
+                <w:bCs/>
+                <w:sz w:val="24"/>
+                <w:szCs w:val="24"/>
+              </w:rPr>
+              <w:t>4</w:t>
+            </w:r>
+            <w:r>
+              <w:rPr>
+                <w:b/>
+                <w:bCs/>
+                <w:sz w:val="24"/>
+                <w:szCs w:val="24"/>
+              </w:rPr>
+              <w:t xml:space="preserve"> – </w:t>
+            </w:r>
+            <w:r>
+              <w:rPr>
+                <w:b/>
+                <w:bCs/>
+                <w:sz w:val="24"/>
+                <w:szCs w:val="24"/>
+              </w:rPr>
+              <w:t>Summary</w:t>
+            </w:r>
+            <w:r>
+              <w:rPr>
+                <w:b/>
+                <w:bCs/>
+                <w:sz w:val="24"/>
+                <w:szCs w:val="24"/>
+              </w:rPr>
+              <w:t xml:space="preserve"> Question</w:t>
             </w:r>
           </w:p>
         </w:tc>
@@ -1867,19 +2572,37 @@
             </w:pPr>
             <w:r>
               <w:rPr>
-                <w:sz w:val="24"/>
-                <w:szCs w:val="24"/>
-              </w:rPr>
-              <w:t>Query:</w:t>
-            </w:r>
-          </w:p>
-          <w:p>
-            <w:pPr>
-              <w:rPr>
-                <w:sz w:val="24"/>
-                <w:szCs w:val="24"/>
-              </w:rPr>
-            </w:pPr>
+                <w:b/>
+                <w:bCs/>
+                <w:sz w:val="24"/>
+                <w:szCs w:val="24"/>
+              </w:rPr>
+              <w:t>Query</w:t>
+            </w:r>
+            <w:r>
+              <w:rPr>
+                <w:sz w:val="24"/>
+                <w:szCs w:val="24"/>
+              </w:rPr>
+              <w:t>:</w:t>
+            </w:r>
+            <w:r>
+              <w:rPr>
+                <w:rFonts w:ascii="Consolas" w:hAnsi="Consolas" w:cs="Times New Roman"/>
+                <w:color w:val="A5D6FF"/>
+                <w:sz w:val="21"/>
+                <w:szCs w:val="21"/>
+                <w:lang w:eastAsia="en-US"/>
+              </w:rPr>
+              <w:t xml:space="preserve"> </w:t>
+            </w:r>
+            <w:r>
+              <w:rPr>
+                <w:sz w:val="24"/>
+                <w:szCs w:val="24"/>
+              </w:rPr>
+              <w:t>Provide a short summary of the accomplishments of Abraham Lincoln?</w:t>
+            </w:r>
           </w:p>
           <w:p>
             <w:pPr>
@@ -1903,16 +2626,27 @@
                 <w:szCs w:val="24"/>
               </w:rPr>
             </w:pPr>
-          </w:p>
-          <w:p>
-            <w:pPr>
-              <w:rPr>
-                <w:sz w:val="24"/>
-                <w:szCs w:val="24"/>
-              </w:rPr>
-            </w:pPr>
-            <w:r>
-              <w:rPr>
+            <w:r>
+              <w:rPr>
+                <w:sz w:val="24"/>
+                <w:szCs w:val="24"/>
+              </w:rPr>
+              <w:t>Abraham Lincoln “led the United States through the American Civil War,” helped preserve the Union, and played “a major role in the abolition of slavery.” The document says he issued the Emancipation Proclamation, promoted the Thirteenth Amendment, and “following his re-election in 1864, he sought to heal the war-torn nation through Reconstruction.” It also notes that he “closely supervised the Union’s strategy and tactics” during the war.</w:t>
+            </w:r>
+          </w:p>
+          <w:p>
+            <w:pPr>
+              <w:rPr>
+                <w:b/>
+                <w:bCs/>
+                <w:sz w:val="24"/>
+                <w:szCs w:val="24"/>
+              </w:rPr>
+            </w:pPr>
+            <w:r>
+              <w:rPr>
+                <w:b/>
+                <w:bCs/>
                 <w:sz w:val="24"/>
                 <w:szCs w:val="24"/>
               </w:rPr>
@@ -1933,6 +2667,116 @@
                 <w:szCs w:val="24"/>
               </w:rPr>
               <w:t xml:space="preserve">What worked well? What limitations, challenges, or unexpected retrieval behaviors did you observe? </w:t>
+            </w:r>
+          </w:p>
+          <w:p>
+            <w:pPr>
+              <w:spacing w:after="120"/>
+              <w:rPr>
+                <w:sz w:val="24"/>
+                <w:szCs w:val="24"/>
+              </w:rPr>
+            </w:pPr>
+            <w:r>
+              <w:rPr>
+                <w:b/>
+                <w:bCs/>
+                <w:sz w:val="24"/>
+                <w:szCs w:val="24"/>
+              </w:rPr>
+              <w:t xml:space="preserve">Query </w:t>
+            </w:r>
+            <w:r>
+              <w:rPr>
+                <w:b/>
+                <w:bCs/>
+                <w:sz w:val="24"/>
+                <w:szCs w:val="24"/>
+              </w:rPr>
+              <w:t>4</w:t>
+            </w:r>
+            <w:r>
+              <w:rPr>
+                <w:b/>
+                <w:bCs/>
+                <w:sz w:val="24"/>
+                <w:szCs w:val="24"/>
+              </w:rPr>
+              <w:t xml:space="preserve"> </w:t>
+            </w:r>
+            <w:r>
+              <w:rPr>
+                <w:b/>
+                <w:bCs/>
+                <w:sz w:val="24"/>
+                <w:szCs w:val="24"/>
+              </w:rPr>
+              <w:t xml:space="preserve">also </w:t>
+            </w:r>
+            <w:r>
+              <w:rPr>
+                <w:b/>
+                <w:bCs/>
+                <w:sz w:val="24"/>
+                <w:szCs w:val="24"/>
+              </w:rPr>
+              <w:t>worked well</w:t>
+            </w:r>
+            <w:r>
+              <w:rPr>
+                <w:sz w:val="24"/>
+                <w:szCs w:val="24"/>
+              </w:rPr>
+              <w:t xml:space="preserve">: </w:t>
+            </w:r>
+            <w:r>
+              <w:rPr>
+                <w:sz w:val="24"/>
+                <w:szCs w:val="24"/>
+              </w:rPr>
+              <w:t xml:space="preserve">Same results as with </w:t>
+            </w:r>
+            <w:r>
+              <w:rPr>
+                <w:sz w:val="24"/>
+                <w:szCs w:val="24"/>
+              </w:rPr>
+              <w:t>the other queries</w:t>
+            </w:r>
+            <w:r>
+              <w:rPr>
+                <w:sz w:val="24"/>
+                <w:szCs w:val="24"/>
+              </w:rPr>
+              <w:t xml:space="preserve">. The solution returned quotes </w:t>
+            </w:r>
+            <w:r>
+              <w:rPr>
+                <w:sz w:val="24"/>
+                <w:szCs w:val="24"/>
+              </w:rPr>
+              <w:t xml:space="preserve">with the summary matching the information stored in the </w:t>
+            </w:r>
+            <w:r>
+              <w:rPr>
+                <w:sz w:val="24"/>
+                <w:szCs w:val="24"/>
+              </w:rPr>
+              <w:t>Wikipedia page</w:t>
+            </w:r>
+            <w:r>
+              <w:rPr>
+                <w:sz w:val="24"/>
+                <w:szCs w:val="24"/>
+              </w:rPr>
+              <w:t>.</w:t>
+            </w:r>
+            <w:r>
+              <w:rPr>
+                <w:sz w:val="24"/>
+                <w:szCs w:val="24"/>
+              </w:rPr>
+              <w:t xml:space="preserve"> </w:t>
             </w:r>
           </w:p>
           <w:p>
@@ -1956,6 +2800,16 @@
         </w:tc>
       </w:tr>
     </w:tbl>
+    <w:p/>
+    <w:p/>
+    <w:p/>
+    <w:p/>
+    <w:p/>
+    <w:p/>
+    <w:p/>
+    <w:p/>
+    <w:p/>
+    <w:p/>
     <w:p/>
     <w:p>
       <w:pPr>
@@ -2359,11 +3213,13 @@
       </w:tr>
     </w:tbl>
     <w:p/>
+    <w:p/>
     <w:p>
       <w:pPr>
         <w:pStyle w:val="Heading1"/>
       </w:pPr>
       <w:r>
+        <w:lastRenderedPageBreak/>
         <w:t xml:space="preserve">5. </w:t>
       </w:r>
       <w:r>
@@ -2382,7 +3238,6 @@
         <w:spacing w:after="0"/>
       </w:pPr>
       <w:r>
-        <w:lastRenderedPageBreak/>
         <w:t xml:space="preserve">If you </w:t>
       </w:r>
       <w:proofErr w:type="gramStart"/>

--- a/Final_Capstone_Project/Capstone_Checkpoint_2.1/MHerrera_Capstone_Checkpoint_2_1_Worksheet-1.docx
+++ b/Final_Capstone_Project/Capstone_Checkpoint_2.1/MHerrera_Capstone_Checkpoint_2_1_Worksheet-1.docx
@@ -1092,10 +1092,10 @@
                 <w:szCs w:val="24"/>
               </w:rPr>
               <w:drawing>
-                <wp:inline distT="0" distB="0" distL="0" distR="0" wp14:anchorId="333A21E6" wp14:editId="58334D32">
-                  <wp:extent cx="6263640" cy="3191510"/>
-                  <wp:effectExtent l="0" t="0" r="3810" b="8890"/>
-                  <wp:docPr id="1890757920" name="Picture 1"/>
+                <wp:inline distT="0" distB="0" distL="0" distR="0" wp14:anchorId="57A08944" wp14:editId="44BEC919">
+                  <wp:extent cx="6263640" cy="3329305"/>
+                  <wp:effectExtent l="0" t="0" r="3810" b="4445"/>
+                  <wp:docPr id="1666821949" name="Picture 1"/>
                   <wp:cNvGraphicFramePr>
                     <a:graphicFrameLocks xmlns:a="http://schemas.openxmlformats.org/drawingml/2006/main" noChangeAspect="1"/>
                   </wp:cNvGraphicFramePr>
@@ -1103,7 +1103,7 @@
                     <a:graphicData uri="http://schemas.openxmlformats.org/drawingml/2006/picture">
                       <pic:pic xmlns:pic="http://schemas.openxmlformats.org/drawingml/2006/picture">
                         <pic:nvPicPr>
-                          <pic:cNvPr id="1890757920" name=""/>
+                          <pic:cNvPr id="1666821949" name=""/>
                           <pic:cNvPicPr/>
                         </pic:nvPicPr>
                         <pic:blipFill>
@@ -1115,7 +1115,7 @@
                         <pic:spPr>
                           <a:xfrm>
                             <a:off x="0" y="0"/>
-                            <a:ext cx="6263640" cy="3191510"/>
+                            <a:ext cx="6263640" cy="3329305"/>
                           </a:xfrm>
                           <a:prstGeom prst="rect">
                             <a:avLst/>
@@ -1243,27 +1243,7 @@
           <w:sz w:val="24"/>
           <w:szCs w:val="24"/>
         </w:rPr>
-        <w:t xml:space="preserve">Focus on showing how the retrieval system behaves across different types of information needs. Where possible, include a mix of precise, conceptual, or broader </w:t>
-      </w:r>
-      <w:proofErr w:type="gramStart"/>
-      <w:r>
-        <w:rPr>
-          <w:rFonts w:eastAsia="Aptos"/>
-          <w:color w:val="000000"/>
-          <w:sz w:val="24"/>
-          <w:szCs w:val="24"/>
-        </w:rPr>
-        <w:t>exploratory</w:t>
-      </w:r>
-      <w:proofErr w:type="gramEnd"/>
-      <w:r>
-        <w:rPr>
-          <w:rFonts w:eastAsia="Aptos"/>
-          <w:color w:val="000000"/>
-          <w:sz w:val="24"/>
-          <w:szCs w:val="24"/>
-        </w:rPr>
-        <w:t xml:space="preserve"> queries. </w:t>
+        <w:t xml:space="preserve">Focus on showing how the retrieval system behaves across different types of information needs. Where possible, include a mix of precise, conceptual, or broader exploratory queries. </w:t>
       </w:r>
     </w:p>
     <w:tbl>
@@ -1336,6 +1316,16 @@
           <w:p>
             <w:pPr>
               <w:rPr>
+                <w:b/>
+                <w:bCs/>
+                <w:sz w:val="24"/>
+                <w:szCs w:val="24"/>
+              </w:rPr>
+            </w:pPr>
+          </w:p>
+          <w:p>
+            <w:pPr>
+              <w:rPr>
                 <w:sz w:val="24"/>
                 <w:szCs w:val="24"/>
               </w:rPr>
@@ -1383,6 +1373,16 @@
           <w:p>
             <w:pPr>
               <w:rPr>
+                <w:b/>
+                <w:bCs/>
+                <w:sz w:val="24"/>
+                <w:szCs w:val="24"/>
+              </w:rPr>
+            </w:pPr>
+          </w:p>
+          <w:p>
+            <w:pPr>
+              <w:rPr>
                 <w:sz w:val="24"/>
                 <w:szCs w:val="24"/>
               </w:rPr>
@@ -1416,38 +1416,16 @@
                 <w:sz w:val="24"/>
                 <w:szCs w:val="24"/>
               </w:rPr>
-              <w:t>Albert Einstein was “a German-born theoretical physicist” best known for developing the theory of relativity. The document says:</w:t>
-            </w:r>
-          </w:p>
-          <w:p>
-            <w:pPr>
-              <w:rPr>
-                <w:sz w:val="24"/>
-                <w:szCs w:val="24"/>
-              </w:rPr>
-            </w:pPr>
-            <w:r>
-              <w:rPr>
-                <w:sz w:val="24"/>
-                <w:szCs w:val="24"/>
-              </w:rPr>
-              <w:t>“Albert Einstein (14 March 1879 – 18 April 1955) was a German-born theoretical physicist best known for developing the theory of relativity. Einstein also made important contributions to quantum theory.”</w:t>
-            </w:r>
-          </w:p>
-          <w:p>
-            <w:pPr>
-              <w:rPr>
-                <w:sz w:val="24"/>
-                <w:szCs w:val="24"/>
-              </w:rPr>
-            </w:pPr>
-            <w:r>
-              <w:rPr>
-                <w:sz w:val="24"/>
-                <w:szCs w:val="24"/>
-              </w:rPr>
-              <w:t>It also notes that he received the 1921 Nobel Prize in Physics and is associated with famous ideas like “E = mc².”</w:t>
-            </w:r>
+              <w:t>Albert Einstein was “a German-born theoretical physicist best known for developing the theory of relativity.” The document also says he “made important contributions to quantum theory,” and that he received the 1921 Nobel Prize in Physics for “his discovery of the law of the photoelectric effect.”</w:t>
+            </w:r>
+          </w:p>
+          <w:p>
+            <w:pPr>
+              <w:rPr>
+                <w:sz w:val="24"/>
+                <w:szCs w:val="24"/>
+              </w:rPr>
+            </w:pPr>
           </w:p>
           <w:p>
             <w:pPr>
@@ -1483,6 +1461,17 @@
               </w:rPr>
               <w:t xml:space="preserve">What worked well? What limitations, challenges, or unexpected retrieval behaviors did you observe? </w:t>
             </w:r>
+          </w:p>
+          <w:p>
+            <w:pPr>
+              <w:spacing w:after="120"/>
+              <w:rPr>
+                <w:b/>
+                <w:bCs/>
+                <w:sz w:val="24"/>
+                <w:szCs w:val="24"/>
+              </w:rPr>
+            </w:pPr>
           </w:p>
           <w:p>
             <w:pPr>
@@ -1771,6 +1760,16 @@
           <w:p>
             <w:pPr>
               <w:rPr>
+                <w:b/>
+                <w:bCs/>
+                <w:sz w:val="24"/>
+                <w:szCs w:val="24"/>
+              </w:rPr>
+            </w:pPr>
+          </w:p>
+          <w:p>
+            <w:pPr>
+              <w:rPr>
                 <w:sz w:val="24"/>
                 <w:szCs w:val="24"/>
               </w:rPr>
@@ -1803,24 +1802,18 @@
                 <w:sz w:val="24"/>
                 <w:szCs w:val="24"/>
               </w:rPr>
-              <w:t xml:space="preserve">How is Ace Bailey related to Toronto Maple </w:t>
-            </w:r>
-            <w:proofErr w:type="spellStart"/>
-            <w:r>
-              <w:rPr>
-                <w:sz w:val="24"/>
-                <w:szCs w:val="24"/>
-              </w:rPr>
-              <w:t>Leafs</w:t>
-            </w:r>
-            <w:proofErr w:type="spellEnd"/>
-            <w:r>
-              <w:rPr>
-                <w:sz w:val="24"/>
-                <w:szCs w:val="24"/>
-              </w:rPr>
-              <w:t>?</w:t>
-            </w:r>
+              <w:t>How is Ace Bailey related to Toronto Maple Leafs?</w:t>
+            </w:r>
+          </w:p>
+          <w:p>
+            <w:pPr>
+              <w:rPr>
+                <w:b/>
+                <w:bCs/>
+                <w:sz w:val="24"/>
+                <w:szCs w:val="24"/>
+              </w:rPr>
+            </w:pPr>
           </w:p>
           <w:p>
             <w:pPr>
@@ -1858,70 +1851,41 @@
                 <w:sz w:val="24"/>
                 <w:szCs w:val="24"/>
               </w:rPr>
-              <w:t xml:space="preserve">Ace Bailey is a Toronto Maple </w:t>
-            </w:r>
-            <w:proofErr w:type="spellStart"/>
-            <w:r>
-              <w:rPr>
-                <w:sz w:val="24"/>
-                <w:szCs w:val="24"/>
-              </w:rPr>
-              <w:t>Leafs</w:t>
-            </w:r>
-            <w:proofErr w:type="spellEnd"/>
-            <w:r>
-              <w:rPr>
-                <w:sz w:val="24"/>
-                <w:szCs w:val="24"/>
-              </w:rPr>
-              <w:t xml:space="preserve"> player whose number was retired. The document says he was a Maple </w:t>
-            </w:r>
-            <w:proofErr w:type="spellStart"/>
-            <w:r>
-              <w:rPr>
-                <w:sz w:val="24"/>
-                <w:szCs w:val="24"/>
-              </w:rPr>
-              <w:t>Leafs</w:t>
-            </w:r>
-            <w:proofErr w:type="spellEnd"/>
-            <w:r>
-              <w:rPr>
-                <w:sz w:val="24"/>
-                <w:szCs w:val="24"/>
-              </w:rPr>
-              <w:t xml:space="preserve"> forward and that “The </w:t>
-            </w:r>
-            <w:proofErr w:type="spellStart"/>
-            <w:r>
-              <w:rPr>
-                <w:sz w:val="24"/>
-                <w:szCs w:val="24"/>
-              </w:rPr>
-              <w:t>Leafs</w:t>
-            </w:r>
-            <w:proofErr w:type="spellEnd"/>
-            <w:r>
-              <w:rPr>
-                <w:sz w:val="24"/>
-                <w:szCs w:val="24"/>
-              </w:rPr>
-              <w:t xml:space="preserve"> held the Ace Bailey Benefit Game, the NHL’s first All-Star Game,” and in the retired numbers list: “6 Ace Bailey RW 1926–1933 … retired.”</w:t>
-            </w:r>
-          </w:p>
-          <w:p>
-            <w:pPr>
-              <w:rPr>
-                <w:sz w:val="24"/>
-                <w:szCs w:val="24"/>
-              </w:rPr>
-            </w:pPr>
-            <w:r>
-              <w:rPr>
-                <w:sz w:val="24"/>
-                <w:szCs w:val="24"/>
-              </w:rPr>
-              <w:t>Observations:</w:t>
+              <w:t>Ace Bailey was a Toronto Maple Leafs player. The document lists him among the team’s players and retired numbers, and says the Leafs retired his jersey: “Ace Bailey” appears in the Maple Leafs’ retired numbers section, and the team held the “Ace Bailey Benefit Game.”</w:t>
+            </w:r>
+          </w:p>
+          <w:p>
+            <w:pPr>
+              <w:rPr>
+                <w:b/>
+                <w:bCs/>
+                <w:sz w:val="24"/>
+                <w:szCs w:val="24"/>
+              </w:rPr>
+            </w:pPr>
+          </w:p>
+          <w:p>
+            <w:pPr>
+              <w:rPr>
+                <w:sz w:val="24"/>
+                <w:szCs w:val="24"/>
+              </w:rPr>
+            </w:pPr>
+            <w:r>
+              <w:rPr>
+                <w:b/>
+                <w:bCs/>
+                <w:sz w:val="24"/>
+                <w:szCs w:val="24"/>
+              </w:rPr>
+              <w:t>Observations</w:t>
+            </w:r>
+            <w:r>
+              <w:rPr>
+                <w:sz w:val="24"/>
+                <w:szCs w:val="24"/>
+              </w:rPr>
+              <w:t>:</w:t>
             </w:r>
           </w:p>
           <w:p>
@@ -1944,6 +1908,17 @@
             <w:pPr>
               <w:spacing w:after="120"/>
               <w:rPr>
+                <w:b/>
+                <w:bCs/>
+                <w:sz w:val="24"/>
+                <w:szCs w:val="24"/>
+              </w:rPr>
+            </w:pPr>
+          </w:p>
+          <w:p>
+            <w:pPr>
+              <w:spacing w:after="120"/>
+              <w:rPr>
                 <w:sz w:val="24"/>
                 <w:szCs w:val="24"/>
               </w:rPr>
@@ -2005,63 +1980,7 @@
                 <w:sz w:val="24"/>
                 <w:szCs w:val="24"/>
               </w:rPr>
-              <w:t>The solution returned quotes directly from the Wikipedia page</w:t>
-            </w:r>
-            <w:r>
-              <w:rPr>
-                <w:sz w:val="24"/>
-                <w:szCs w:val="24"/>
-              </w:rPr>
-              <w:t>.</w:t>
-            </w:r>
-            <w:r>
-              <w:rPr>
-                <w:sz w:val="24"/>
-                <w:szCs w:val="24"/>
-              </w:rPr>
-              <w:t xml:space="preserve"> This was a </w:t>
-            </w:r>
-            <w:r>
-              <w:rPr>
-                <w:sz w:val="24"/>
-                <w:szCs w:val="24"/>
-              </w:rPr>
-              <w:t>semantic</w:t>
-            </w:r>
-            <w:r>
-              <w:rPr>
-                <w:sz w:val="24"/>
-                <w:szCs w:val="24"/>
-              </w:rPr>
-              <w:t xml:space="preserve"> question, so I was expecting the </w:t>
-            </w:r>
-            <w:r>
-              <w:rPr>
-                <w:sz w:val="24"/>
-                <w:szCs w:val="24"/>
-              </w:rPr>
-              <w:t>Chroma DB embedding indexing</w:t>
-            </w:r>
-            <w:r>
-              <w:rPr>
-                <w:sz w:val="24"/>
-                <w:szCs w:val="24"/>
-              </w:rPr>
-              <w:t xml:space="preserve"> to have influenced the output more than the </w:t>
-            </w:r>
-            <w:r>
-              <w:rPr>
-                <w:sz w:val="24"/>
-                <w:szCs w:val="24"/>
-              </w:rPr>
-              <w:t>BM25</w:t>
-            </w:r>
-            <w:r>
-              <w:rPr>
-                <w:sz w:val="24"/>
-                <w:szCs w:val="24"/>
-              </w:rPr>
-              <w:t xml:space="preserve"> search. However, my code has a 50/50 weight between the two search strategies. Therefore, I believe both influence the output equally.  </w:t>
+              <w:t xml:space="preserve">The solution returned quotes directly from the Wikipedia page. This was a semantic question, so I was expecting the Chroma DB embedding indexing to have influenced the output more than the BM25 search. However, my code has a 50/50 weight between the two search strategies. Therefore, I believe both influence the output equally.  </w:t>
             </w:r>
           </w:p>
           <w:p>
@@ -2085,9 +2004,6 @@
         </w:tc>
       </w:tr>
     </w:tbl>
-    <w:p/>
-    <w:p/>
-    <w:p/>
     <w:p/>
     <w:p/>
     <w:p/>
@@ -2134,7 +2050,6 @@
                 <w:sz w:val="24"/>
                 <w:szCs w:val="24"/>
               </w:rPr>
-              <w:lastRenderedPageBreak/>
               <w:t>Query 3</w:t>
             </w:r>
             <w:r>
@@ -2166,6 +2081,16 @@
           <w:p>
             <w:pPr>
               <w:rPr>
+                <w:b/>
+                <w:bCs/>
+                <w:sz w:val="24"/>
+                <w:szCs w:val="24"/>
+              </w:rPr>
+            </w:pPr>
+          </w:p>
+          <w:p>
+            <w:pPr>
+              <w:rPr>
                 <w:sz w:val="24"/>
                 <w:szCs w:val="24"/>
               </w:rPr>
@@ -2198,40 +2123,18 @@
                 <w:sz w:val="24"/>
                 <w:szCs w:val="24"/>
               </w:rPr>
-              <w:t xml:space="preserve">According to </w:t>
-            </w:r>
-            <w:proofErr w:type="gramStart"/>
-            <w:r>
-              <w:rPr>
-                <w:sz w:val="24"/>
-                <w:szCs w:val="24"/>
-              </w:rPr>
-              <w:t>the Wikipedia</w:t>
-            </w:r>
-            <w:proofErr w:type="gramEnd"/>
-            <w:r>
-              <w:rPr>
-                <w:sz w:val="24"/>
-                <w:szCs w:val="24"/>
-              </w:rPr>
-              <w:t xml:space="preserve"> pages, how many weapons are featured in the video game '</w:t>
-            </w:r>
-            <w:proofErr w:type="spellStart"/>
-            <w:r>
-              <w:rPr>
-                <w:sz w:val="24"/>
-                <w:szCs w:val="24"/>
-              </w:rPr>
-              <w:t>GoldenEye</w:t>
-            </w:r>
-            <w:proofErr w:type="spellEnd"/>
-            <w:r>
-              <w:rPr>
-                <w:sz w:val="24"/>
-                <w:szCs w:val="24"/>
-              </w:rPr>
-              <w:t xml:space="preserve"> 007'</w:t>
-            </w:r>
+              <w:t>According to the Wikipedia pages, how many weapons are featured in the video game 'GoldenEye 007'</w:t>
+            </w:r>
+          </w:p>
+          <w:p>
+            <w:pPr>
+              <w:rPr>
+                <w:b/>
+                <w:bCs/>
+                <w:sz w:val="24"/>
+                <w:szCs w:val="24"/>
+              </w:rPr>
+            </w:pPr>
           </w:p>
           <w:p>
             <w:pPr>
@@ -2269,24 +2172,33 @@
                 <w:sz w:val="24"/>
                 <w:szCs w:val="24"/>
               </w:rPr>
-              <w:t>According to the **</w:t>
-            </w:r>
-            <w:proofErr w:type="spellStart"/>
-            <w:r>
-              <w:rPr>
-                <w:sz w:val="24"/>
-                <w:szCs w:val="24"/>
-              </w:rPr>
-              <w:t>GoldenEye</w:t>
-            </w:r>
-            <w:proofErr w:type="spellEnd"/>
-            <w:r>
-              <w:rPr>
-                <w:sz w:val="24"/>
-                <w:szCs w:val="24"/>
-              </w:rPr>
-              <w:t xml:space="preserve"> 007** Wikipedia page, the game features **more than 20 weapons**: “**The game features more than 20 weapons**,” including pistols, submachine guns, assault rifles, a sniper rifle, grenades, and throwing knives.</w:t>
-            </w:r>
+              <w:t>According to the GoldenEye 007 page, the game features “more than 20 weapons.”</w:t>
+            </w:r>
+          </w:p>
+          <w:p>
+            <w:pPr>
+              <w:rPr>
+                <w:sz w:val="24"/>
+                <w:szCs w:val="24"/>
+              </w:rPr>
+            </w:pPr>
+            <w:r>
+              <w:rPr>
+                <w:sz w:val="24"/>
+                <w:szCs w:val="24"/>
+              </w:rPr>
+              <w:t>It says: “The game features more than 20 weapons, including pistols, submachine guns, assault rifles, a sniper rifle, grenades, and throwing knives.”</w:t>
+            </w:r>
+          </w:p>
+          <w:p>
+            <w:pPr>
+              <w:rPr>
+                <w:b/>
+                <w:bCs/>
+                <w:sz w:val="24"/>
+                <w:szCs w:val="24"/>
+              </w:rPr>
+            </w:pPr>
           </w:p>
           <w:p>
             <w:pPr>
@@ -2327,6 +2239,17 @@
               </w:rPr>
               <w:t xml:space="preserve">What worked well? What limitations, challenges, or unexpected retrieval behaviors did you observe? </w:t>
             </w:r>
+          </w:p>
+          <w:p>
+            <w:pPr>
+              <w:spacing w:after="120"/>
+              <w:rPr>
+                <w:b/>
+                <w:bCs/>
+                <w:sz w:val="24"/>
+                <w:szCs w:val="24"/>
+              </w:rPr>
+            </w:pPr>
           </w:p>
           <w:p>
             <w:pPr>
@@ -2457,10 +2380,6 @@
         </w:tc>
       </w:tr>
     </w:tbl>
-    <w:p/>
-    <w:p/>
-    <w:p/>
-    <w:p/>
     <w:p/>
     <w:p/>
     <w:p/>
@@ -2507,44 +2426,7 @@
                 <w:sz w:val="24"/>
                 <w:szCs w:val="24"/>
               </w:rPr>
-              <w:lastRenderedPageBreak/>
-              <w:t xml:space="preserve">Query </w:t>
-            </w:r>
-            <w:r>
-              <w:rPr>
-                <w:b/>
-                <w:bCs/>
-                <w:sz w:val="24"/>
-                <w:szCs w:val="24"/>
-              </w:rPr>
-              <w:t>4</w:t>
-            </w:r>
-            <w:r>
-              <w:rPr>
-                <w:b/>
-                <w:bCs/>
-                <w:sz w:val="24"/>
-                <w:szCs w:val="24"/>
-              </w:rPr>
-              <w:t xml:space="preserve"> – </w:t>
-            </w:r>
-            <w:r>
-              <w:rPr>
-                <w:b/>
-                <w:bCs/>
-                <w:sz w:val="24"/>
-                <w:szCs w:val="24"/>
-              </w:rPr>
-              <w:t>Summary</w:t>
-            </w:r>
-            <w:r>
-              <w:rPr>
-                <w:b/>
-                <w:bCs/>
-                <w:sz w:val="24"/>
-                <w:szCs w:val="24"/>
-              </w:rPr>
-              <w:t xml:space="preserve"> Question</w:t>
+              <w:t>Query 4 – Summary Question</w:t>
             </w:r>
           </w:p>
         </w:tc>
@@ -2566,6 +2448,16 @@
           <w:p>
             <w:pPr>
               <w:rPr>
+                <w:b/>
+                <w:bCs/>
+                <w:sz w:val="24"/>
+                <w:szCs w:val="24"/>
+              </w:rPr>
+            </w:pPr>
+          </w:p>
+          <w:p>
+            <w:pPr>
+              <w:rPr>
                 <w:sz w:val="24"/>
                 <w:szCs w:val="24"/>
               </w:rPr>
@@ -2613,26 +2505,45 @@
             </w:pPr>
             <w:r>
               <w:rPr>
-                <w:sz w:val="24"/>
-                <w:szCs w:val="24"/>
-              </w:rPr>
-              <w:t>Retrieved results:</w:t>
-            </w:r>
-          </w:p>
-          <w:p>
-            <w:pPr>
-              <w:rPr>
-                <w:sz w:val="24"/>
-                <w:szCs w:val="24"/>
-              </w:rPr>
-            </w:pPr>
-            <w:r>
-              <w:rPr>
-                <w:sz w:val="24"/>
-                <w:szCs w:val="24"/>
-              </w:rPr>
-              <w:t>Abraham Lincoln “led the United States through the American Civil War,” helped preserve the Union, and played “a major role in the abolition of slavery.” The document says he issued the Emancipation Proclamation, promoted the Thirteenth Amendment, and “following his re-election in 1864, he sought to heal the war-torn nation through Reconstruction.” It also notes that he “closely supervised the Union’s strategy and tactics” during the war.</w:t>
-            </w:r>
+                <w:b/>
+                <w:bCs/>
+                <w:sz w:val="24"/>
+                <w:szCs w:val="24"/>
+              </w:rPr>
+              <w:t>Retrieved results</w:t>
+            </w:r>
+            <w:r>
+              <w:rPr>
+                <w:sz w:val="24"/>
+                <w:szCs w:val="24"/>
+              </w:rPr>
+              <w:t>:</w:t>
+            </w:r>
+          </w:p>
+          <w:p>
+            <w:pPr>
+              <w:rPr>
+                <w:sz w:val="24"/>
+                <w:szCs w:val="24"/>
+              </w:rPr>
+            </w:pPr>
+            <w:r>
+              <w:rPr>
+                <w:sz w:val="24"/>
+                <w:szCs w:val="24"/>
+              </w:rPr>
+              <w:t>Abraham Lincoln “led the United States through the American Civil War,” helped preserve the Union, and played “a major role in the abolition of slavery.” He issued the Emancipation Proclamation, promoted the Thirteenth Amendment, and delivered the Gettysburg Address. The document also says he “closely supervised the Union's strategy and tactics” during the war and is remembered for “his efforts to preserve the Union and abolish slavery.”</w:t>
+            </w:r>
+          </w:p>
+          <w:p>
+            <w:pPr>
+              <w:rPr>
+                <w:b/>
+                <w:bCs/>
+                <w:sz w:val="24"/>
+                <w:szCs w:val="24"/>
+              </w:rPr>
+            </w:pPr>
           </w:p>
           <w:p>
             <w:pPr>
@@ -2673,6 +2584,17 @@
             <w:pPr>
               <w:spacing w:after="120"/>
               <w:rPr>
+                <w:b/>
+                <w:bCs/>
+                <w:sz w:val="24"/>
+                <w:szCs w:val="24"/>
+              </w:rPr>
+            </w:pPr>
+          </w:p>
+          <w:p>
+            <w:pPr>
+              <w:spacing w:after="120"/>
+              <w:rPr>
                 <w:sz w:val="24"/>
                 <w:szCs w:val="24"/>
               </w:rPr>
@@ -2734,21 +2656,7 @@
                 <w:sz w:val="24"/>
                 <w:szCs w:val="24"/>
               </w:rPr>
-              <w:t xml:space="preserve">Same results as with </w:t>
-            </w:r>
-            <w:r>
-              <w:rPr>
-                <w:sz w:val="24"/>
-                <w:szCs w:val="24"/>
-              </w:rPr>
-              <w:t>the other queries</w:t>
-            </w:r>
-            <w:r>
-              <w:rPr>
-                <w:sz w:val="24"/>
-                <w:szCs w:val="24"/>
-              </w:rPr>
-              <w:t xml:space="preserve">. The solution returned quotes </w:t>
+              <w:t xml:space="preserve">Same results as with the other queries. The solution returned quotes </w:t>
             </w:r>
             <w:r>
               <w:rPr>
@@ -2800,10 +2708,6 @@
         </w:tc>
       </w:tr>
     </w:tbl>
-    <w:p/>
-    <w:p/>
-    <w:p/>
-    <w:p/>
     <w:p/>
     <w:p/>
     <w:p/>
@@ -2967,24 +2871,42 @@
                 <w:szCs w:val="24"/>
               </w:rPr>
             </w:pPr>
-          </w:p>
-          <w:p>
-            <w:pPr>
-              <w:spacing w:after="120"/>
-              <w:rPr>
-                <w:sz w:val="24"/>
-                <w:szCs w:val="24"/>
-              </w:rPr>
-            </w:pPr>
-          </w:p>
-          <w:p>
-            <w:pPr>
-              <w:spacing w:after="120"/>
-              <w:rPr>
-                <w:sz w:val="24"/>
-                <w:szCs w:val="24"/>
-              </w:rPr>
-            </w:pPr>
+            <w:r>
+              <w:rPr>
+                <w:sz w:val="24"/>
+                <w:szCs w:val="24"/>
+              </w:rPr>
+              <w:t xml:space="preserve">My </w:t>
+            </w:r>
+            <w:r>
+              <w:rPr>
+                <w:sz w:val="24"/>
+                <w:szCs w:val="24"/>
+              </w:rPr>
+              <w:t xml:space="preserve">hybrid </w:t>
+            </w:r>
+            <w:r>
+              <w:rPr>
+                <w:sz w:val="24"/>
+                <w:szCs w:val="24"/>
+              </w:rPr>
+              <w:t xml:space="preserve">retrieval strategy handled direct factual questions and named-entity queries most effectively, such as questions about Albert Einstein and the relationship between Ace Bailey and the Toronto Maple Leafs. These queries included distinctive names and terms that BM25 could match directly to relevant Wikipedia articles. </w:t>
+            </w:r>
+            <w:r>
+              <w:rPr>
+                <w:sz w:val="24"/>
+                <w:szCs w:val="24"/>
+                <w:u w:val="single"/>
+              </w:rPr>
+              <w:t>The vector search also helped connect related wording</w:t>
+            </w:r>
+            <w:r>
+              <w:rPr>
+                <w:sz w:val="24"/>
+                <w:szCs w:val="24"/>
+              </w:rPr>
+              <w:t>, while combining both methods improved the chance that the correct article appeared among the top results.</w:t>
+            </w:r>
           </w:p>
         </w:tc>
       </w:tr>
@@ -3078,6 +3000,28 @@
                 <w:szCs w:val="24"/>
               </w:rPr>
             </w:pPr>
+            <w:r>
+              <w:rPr>
+                <w:sz w:val="24"/>
+                <w:szCs w:val="24"/>
+              </w:rPr>
+              <w:t xml:space="preserve">My system retrieves full Wikipedia articles instead of </w:t>
+            </w:r>
+            <w:r>
+              <w:rPr>
+                <w:sz w:val="24"/>
+                <w:szCs w:val="24"/>
+                <w:u w:val="single"/>
+              </w:rPr>
+              <w:t>smaller text chunks</w:t>
+            </w:r>
+            <w:r>
+              <w:rPr>
+                <w:sz w:val="24"/>
+                <w:szCs w:val="24"/>
+              </w:rPr>
+              <w:t>, so answers may be slower and less focused. It does not remember previous questions, so it may struggle with follow-up questions. It can sometimes retrieve weak or unrelated sources because it has no minimum relevance threshold. I also tested only four representative queries, so I need more evaluation to measure its accuracy.</w:t>
+            </w:r>
           </w:p>
           <w:p>
             <w:pPr>
@@ -3087,19 +3031,49 @@
                 <w:szCs w:val="24"/>
               </w:rPr>
             </w:pPr>
-          </w:p>
-          <w:p>
-            <w:pPr>
-              <w:spacing w:after="120"/>
-              <w:rPr>
-                <w:sz w:val="24"/>
-                <w:szCs w:val="24"/>
-              </w:rPr>
-            </w:pPr>
+            <w:r>
+              <w:rPr>
+                <w:sz w:val="24"/>
+                <w:szCs w:val="24"/>
+              </w:rPr>
+              <w:t xml:space="preserve">The paraphrased GoldenEye 007 question and the Abraham Lincoln summary were more difficult because they required matching broader concepts rather than exact keywords. I found that the system retrieves full articles, which can make results slower and less focused. The hybrid approach improves recall by combining keyword and semantic search, but it may also return unrelated documents when the query is broad. I would improve the system by </w:t>
+            </w:r>
+            <w:r>
+              <w:rPr>
+                <w:b/>
+                <w:bCs/>
+                <w:sz w:val="24"/>
+                <w:szCs w:val="24"/>
+              </w:rPr>
+              <w:t>chunking articles</w:t>
+            </w:r>
+            <w:r>
+              <w:rPr>
+                <w:sz w:val="24"/>
+                <w:szCs w:val="24"/>
+              </w:rPr>
+              <w:t>, adding relevance thresholds, and testing more queries.</w:t>
+            </w:r>
           </w:p>
         </w:tc>
       </w:tr>
     </w:tbl>
+    <w:p>
+      <w:pPr>
+        <w:rPr>
+          <w:sz w:val="24"/>
+          <w:szCs w:val="24"/>
+        </w:rPr>
+      </w:pPr>
+    </w:p>
+    <w:p>
+      <w:pPr>
+        <w:rPr>
+          <w:sz w:val="24"/>
+          <w:szCs w:val="24"/>
+        </w:rPr>
+      </w:pPr>
+    </w:p>
     <w:p>
       <w:pPr>
         <w:rPr>
@@ -3190,15 +3164,120 @@
                 <w:szCs w:val="24"/>
               </w:rPr>
             </w:pPr>
-          </w:p>
-          <w:p>
-            <w:pPr>
-              <w:spacing w:after="120"/>
-              <w:rPr>
-                <w:sz w:val="24"/>
-                <w:szCs w:val="24"/>
-              </w:rPr>
-            </w:pPr>
+            <w:r>
+              <w:rPr>
+                <w:sz w:val="24"/>
+                <w:szCs w:val="24"/>
+              </w:rPr>
+              <w:t xml:space="preserve">I observed that direct factual questions with </w:t>
+            </w:r>
+            <w:r>
+              <w:rPr>
+                <w:sz w:val="24"/>
+                <w:szCs w:val="24"/>
+                <w:u w:val="single"/>
+              </w:rPr>
+              <w:t>specific names</w:t>
+            </w:r>
+            <w:r>
+              <w:rPr>
+                <w:b/>
+                <w:bCs/>
+                <w:sz w:val="24"/>
+                <w:szCs w:val="24"/>
+                <w:u w:val="single"/>
+              </w:rPr>
+              <w:t xml:space="preserve"> </w:t>
+            </w:r>
+            <w:r>
+              <w:rPr>
+                <w:sz w:val="24"/>
+                <w:szCs w:val="24"/>
+                <w:u w:val="single"/>
+              </w:rPr>
+              <w:t>performed best</w:t>
+            </w:r>
+            <w:r>
+              <w:rPr>
+                <w:sz w:val="24"/>
+                <w:szCs w:val="24"/>
+              </w:rPr>
+              <w:t xml:space="preserve"> because BM25 could match exact terms, while vector search helped with related wording</w:t>
+            </w:r>
+            <w:r>
+              <w:rPr>
+                <w:sz w:val="24"/>
+                <w:szCs w:val="24"/>
+              </w:rPr>
+              <w:t>, b</w:t>
+            </w:r>
+            <w:r>
+              <w:rPr>
+                <w:sz w:val="24"/>
+                <w:szCs w:val="24"/>
+              </w:rPr>
+              <w:t xml:space="preserve">roader </w:t>
+            </w:r>
+            <w:r>
+              <w:rPr>
+                <w:sz w:val="24"/>
+                <w:szCs w:val="24"/>
+                <w:u w:val="single"/>
+              </w:rPr>
+              <w:t>summary and paraphrased questions were more difficult</w:t>
+            </w:r>
+            <w:r>
+              <w:rPr>
+                <w:sz w:val="24"/>
+                <w:szCs w:val="24"/>
+              </w:rPr>
+              <w:t xml:space="preserve"> because they required the system to identify relevant information across a </w:t>
+            </w:r>
+            <w:r>
+              <w:rPr>
+                <w:sz w:val="24"/>
+                <w:szCs w:val="24"/>
+                <w:u w:val="single"/>
+              </w:rPr>
+              <w:t>larger amount of text</w:t>
+            </w:r>
+            <w:r>
+              <w:rPr>
+                <w:sz w:val="24"/>
+                <w:szCs w:val="24"/>
+              </w:rPr>
+              <w:t xml:space="preserve">. These results showed me that hybrid retrieval is effective for improving recall, but its quality still depends on how clearly the query matches the source documents. I also learned that </w:t>
+            </w:r>
+            <w:r>
+              <w:rPr>
+                <w:sz w:val="24"/>
+                <w:szCs w:val="24"/>
+                <w:u w:val="single"/>
+              </w:rPr>
+              <w:t>chunking articles</w:t>
+            </w:r>
+            <w:r>
+              <w:rPr>
+                <w:sz w:val="24"/>
+                <w:szCs w:val="24"/>
+              </w:rPr>
+              <w:t xml:space="preserve"> and adding relevance thresholds </w:t>
+            </w:r>
+            <w:r>
+              <w:rPr>
+                <w:sz w:val="24"/>
+                <w:szCs w:val="24"/>
+                <w:u w:val="single"/>
+              </w:rPr>
+              <w:t>would make the results more focused and reliable</w:t>
+            </w:r>
+            <w:r>
+              <w:rPr>
+                <w:sz w:val="24"/>
+                <w:szCs w:val="24"/>
+              </w:rPr>
+              <w:t>.</w:t>
+            </w:r>
           </w:p>
           <w:p>
             <w:pPr>
@@ -3213,13 +3292,11 @@
       </w:tr>
     </w:tbl>
     <w:p/>
-    <w:p/>
     <w:p>
       <w:pPr>
         <w:pStyle w:val="Heading1"/>
       </w:pPr>
       <w:r>
-        <w:lastRenderedPageBreak/>
         <w:t xml:space="preserve">5. </w:t>
       </w:r>
       <w:r>
@@ -3238,15 +3315,7 @@
         <w:spacing w:after="0"/>
       </w:pPr>
       <w:r>
-        <w:t xml:space="preserve">If you </w:t>
-      </w:r>
-      <w:proofErr w:type="gramStart"/>
-      <w:r>
-        <w:t>were continuing</w:t>
-      </w:r>
-      <w:proofErr w:type="gramEnd"/>
-      <w:r>
-        <w:t xml:space="preserve"> to improve this system, would you keep the same retrieval approach or make changes? Explain your reasoning.</w:t>
+        <w:t>If you were continuing to improve this system, would you keep the same retrieval approach or make changes? Explain your reasoning.</w:t>
       </w:r>
     </w:p>
     <w:tbl>
@@ -3316,10 +3385,19 @@
             </w:pPr>
             <w:r>
               <w:rPr>
-                <w:sz w:val="24"/>
-                <w:szCs w:val="24"/>
-              </w:rPr>
-              <w:t>Response:</w:t>
+                <w:b/>
+                <w:bCs/>
+                <w:sz w:val="24"/>
+                <w:szCs w:val="24"/>
+              </w:rPr>
+              <w:t>Response</w:t>
+            </w:r>
+            <w:r>
+              <w:rPr>
+                <w:sz w:val="24"/>
+                <w:szCs w:val="24"/>
+              </w:rPr>
+              <w:t>:</w:t>
             </w:r>
           </w:p>
           <w:p>
@@ -3330,15 +3408,93 @@
                 <w:szCs w:val="24"/>
               </w:rPr>
             </w:pPr>
-          </w:p>
-          <w:p>
-            <w:pPr>
-              <w:spacing w:after="120"/>
-              <w:rPr>
-                <w:sz w:val="24"/>
-                <w:szCs w:val="24"/>
-              </w:rPr>
-            </w:pPr>
+            <w:r>
+              <w:rPr>
+                <w:sz w:val="24"/>
+                <w:szCs w:val="24"/>
+              </w:rPr>
+              <w:t xml:space="preserve">I would keep the hybrid retrieval approach because combining BM25 keyword matching with vector search </w:t>
+            </w:r>
+            <w:r>
+              <w:rPr>
+                <w:sz w:val="24"/>
+                <w:szCs w:val="24"/>
+                <w:u w:val="single"/>
+              </w:rPr>
+              <w:t>improves the chance of finding relevant Wikipedia articles</w:t>
+            </w:r>
+            <w:r>
+              <w:rPr>
+                <w:sz w:val="24"/>
+                <w:szCs w:val="24"/>
+              </w:rPr>
+              <w:t xml:space="preserve">. However, I would improve it by </w:t>
+            </w:r>
+            <w:r>
+              <w:rPr>
+                <w:sz w:val="24"/>
+                <w:szCs w:val="24"/>
+                <w:u w:val="single"/>
+              </w:rPr>
+              <w:t>splitting</w:t>
+            </w:r>
+            <w:r>
+              <w:rPr>
+                <w:sz w:val="24"/>
+                <w:szCs w:val="24"/>
+              </w:rPr>
+              <w:t xml:space="preserve"> (or chunking) </w:t>
+            </w:r>
+            <w:r>
+              <w:rPr>
+                <w:sz w:val="24"/>
+                <w:szCs w:val="24"/>
+              </w:rPr>
+              <w:t>long articles into smaller chunks, adding relevance thresholds, and returning source citations with each answer. I would also test more query types to evaluate retrieval quality and adjust the BM25</w:t>
+            </w:r>
+            <w:r>
+              <w:rPr>
+                <w:sz w:val="24"/>
+                <w:szCs w:val="24"/>
+              </w:rPr>
+              <w:t xml:space="preserve"> or </w:t>
+            </w:r>
+            <w:r>
+              <w:rPr>
+                <w:sz w:val="24"/>
+                <w:szCs w:val="24"/>
+              </w:rPr>
+              <w:t xml:space="preserve">vector </w:t>
+            </w:r>
+            <w:r>
+              <w:rPr>
+                <w:sz w:val="24"/>
+                <w:szCs w:val="24"/>
+                <w:u w:val="single"/>
+              </w:rPr>
+              <w:t>weights</w:t>
+            </w:r>
+            <w:r>
+              <w:rPr>
+                <w:sz w:val="24"/>
+                <w:szCs w:val="24"/>
+              </w:rPr>
+              <w:t xml:space="preserve"> </w:t>
+            </w:r>
+            <w:r>
+              <w:rPr>
+                <w:sz w:val="24"/>
+                <w:szCs w:val="24"/>
+              </w:rPr>
+              <w:t xml:space="preserve">(i.e. BM25 at 0.4 and vector search at 0.6) </w:t>
+            </w:r>
+            <w:r>
+              <w:rPr>
+                <w:sz w:val="24"/>
+                <w:szCs w:val="24"/>
+              </w:rPr>
+              <w:t>based on the results.</w:t>
+            </w:r>
           </w:p>
           <w:p>
             <w:pPr>
@@ -3368,6 +3524,7 @@
         <w:pStyle w:val="Heading1"/>
       </w:pPr>
       <w:r>
+        <w:lastRenderedPageBreak/>
         <w:t>Supporting Materials</w:t>
       </w:r>
     </w:p>
@@ -3409,6 +3566,135 @@
         </w:rPr>
       </w:pPr>
     </w:p>
+    <w:tbl>
+      <w:tblPr>
+        <w:tblStyle w:val="TableGrid"/>
+        <w:tblW w:w="0" w:type="auto"/>
+        <w:tblLook w:val="04A0" w:firstRow="1" w:lastRow="0" w:firstColumn="1" w:lastColumn="0" w:noHBand="0" w:noVBand="1"/>
+      </w:tblPr>
+      <w:tblGrid>
+        <w:gridCol w:w="2746"/>
+        <w:gridCol w:w="8350"/>
+      </w:tblGrid>
+      <w:tr>
+        <w:tc>
+          <w:tcPr>
+            <w:tcW w:w="2746" w:type="dxa"/>
+          </w:tcPr>
+          <w:p>
+            <w:pPr>
+              <w:rPr>
+                <w:sz w:val="24"/>
+                <w:szCs w:val="24"/>
+              </w:rPr>
+            </w:pPr>
+            <w:r>
+              <w:rPr>
+                <w:sz w:val="24"/>
+                <w:szCs w:val="24"/>
+              </w:rPr>
+              <w:t>Evidence Type</w:t>
+            </w:r>
+          </w:p>
+        </w:tc>
+        <w:tc>
+          <w:tcPr>
+            <w:tcW w:w="8350" w:type="dxa"/>
+          </w:tcPr>
+          <w:p>
+            <w:pPr>
+              <w:rPr>
+                <w:sz w:val="24"/>
+                <w:szCs w:val="24"/>
+              </w:rPr>
+            </w:pPr>
+            <w:r>
+              <w:rPr>
+                <w:sz w:val="24"/>
+                <w:szCs w:val="24"/>
+              </w:rPr>
+              <w:t>Description</w:t>
+            </w:r>
+          </w:p>
+        </w:tc>
+      </w:tr>
+      <w:tr>
+        <w:tc>
+          <w:tcPr>
+            <w:tcW w:w="2746" w:type="dxa"/>
+          </w:tcPr>
+          <w:p>
+            <w:pPr>
+              <w:rPr>
+                <w:sz w:val="24"/>
+                <w:szCs w:val="24"/>
+              </w:rPr>
+            </w:pPr>
+            <w:r>
+              <w:rPr>
+                <w:sz w:val="24"/>
+                <w:szCs w:val="24"/>
+              </w:rPr>
+              <w:t>Git Repo</w:t>
+            </w:r>
+          </w:p>
+        </w:tc>
+        <w:tc>
+          <w:tcPr>
+            <w:tcW w:w="8350" w:type="dxa"/>
+          </w:tcPr>
+          <w:p>
+            <w:pPr>
+              <w:rPr>
+                <w:sz w:val="24"/>
+                <w:szCs w:val="24"/>
+              </w:rPr>
+            </w:pPr>
+            <w:r>
+              <w:rPr>
+                <w:sz w:val="24"/>
+                <w:szCs w:val="24"/>
+              </w:rPr>
+              <w:t>Capstone Checkpoint 2_2</w:t>
+            </w:r>
+          </w:p>
+          <w:p>
+            <w:pPr>
+              <w:rPr>
+                <w:sz w:val="24"/>
+                <w:szCs w:val="24"/>
+              </w:rPr>
+            </w:pPr>
+            <w:hyperlink r:id="rId9" w:history="1">
+              <w:r>
+                <w:rPr>
+                  <w:rStyle w:val="Hyperlink"/>
+                  <w:sz w:val="24"/>
+                  <w:szCs w:val="24"/>
+                </w:rPr>
+                <w:t>https://github.com/miguelangelherrera77-blip/MIT_CAPSTONE/tree/main/Final_Capstone_Project/Capstone_Checkpoint_2.1</w:t>
+              </w:r>
+            </w:hyperlink>
+          </w:p>
+          <w:p>
+            <w:pPr>
+              <w:rPr>
+                <w:sz w:val="24"/>
+                <w:szCs w:val="24"/>
+              </w:rPr>
+            </w:pPr>
+          </w:p>
+          <w:p>
+            <w:pPr>
+              <w:rPr>
+                <w:sz w:val="24"/>
+                <w:szCs w:val="24"/>
+              </w:rPr>
+            </w:pPr>
+          </w:p>
+        </w:tc>
+      </w:tr>
+    </w:tbl>
     <w:p>
       <w:pPr>
         <w:rPr>
@@ -3457,10 +3743,10 @@
       </w:r>
     </w:p>
     <w:sectPr>
-      <w:headerReference w:type="even" r:id="rId9"/>
-      <w:headerReference w:type="default" r:id="rId10"/>
-      <w:footerReference w:type="default" r:id="rId11"/>
-      <w:headerReference w:type="first" r:id="rId12"/>
+      <w:headerReference w:type="even" r:id="rId10"/>
+      <w:headerReference w:type="default" r:id="rId11"/>
+      <w:footerReference w:type="default" r:id="rId12"/>
+      <w:headerReference w:type="first" r:id="rId13"/>
       <w:pgSz w:w="12240" w:h="15840"/>
       <w:pgMar w:top="1440" w:right="567" w:bottom="1440" w:left="567" w:header="57" w:footer="170" w:gutter="0"/>
       <w:pgNumType w:start="1"/>
@@ -3505,19 +3791,8 @@
         <w:sz w:val="22"/>
         <w:szCs w:val="22"/>
       </w:rPr>
-      <w:t xml:space="preserve">© MIT </w:t>
+      <w:t>© MIT xPRO</w:t>
     </w:r>
-    <w:proofErr w:type="spellStart"/>
-    <w:r>
-      <w:rPr>
-        <w:rFonts w:ascii="Calibri" w:eastAsia="Calibri" w:hAnsi="Calibri" w:cs="Calibri"/>
-        <w:color w:val="000000"/>
-        <w:sz w:val="22"/>
-        <w:szCs w:val="22"/>
-      </w:rPr>
-      <w:t>xPRO</w:t>
-    </w:r>
-    <w:proofErr w:type="spellEnd"/>
     <w:r>
       <w:rPr>
         <w:rFonts w:ascii="Calibri" w:eastAsia="Calibri" w:hAnsi="Calibri" w:cs="Calibri"/>
@@ -3824,14 +4099,12 @@
       </w:rPr>
       <w:t xml:space="preserve">MIGUEL HERRERA – SECTION B – </w:t>
     </w:r>
-    <w:proofErr w:type="gramStart"/>
     <w:r>
       <w:rPr>
         <w:rFonts w:eastAsia="Trebuchet MS"/>
       </w:rPr>
-      <w:t>September,</w:t>
+      <w:t>September</w:t>
     </w:r>
-    <w:proofErr w:type="gramEnd"/>
     <w:r>
       <w:rPr>
         <w:rFonts w:eastAsia="Trebuchet MS"/>
@@ -5355,6 +5628,7 @@
   <w:style w:type="character" w:default="1" w:styleId="DefaultParagraphFont">
     <w:name w:val="Default Paragraph Font"/>
     <w:uiPriority w:val="1"/>
+    <w:semiHidden/>
     <w:unhideWhenUsed/>
   </w:style>
   <w:style w:type="table" w:default="1" w:styleId="TableNormal">
@@ -5542,6 +5816,37 @@
       <w:ind w:left="720"/>
       <w:contextualSpacing/>
     </w:pPr>
+  </w:style>
+  <w:style w:type="table" w:styleId="TableGrid">
+    <w:name w:val="Table Grid"/>
+    <w:basedOn w:val="TableNormal"/>
+    <w:uiPriority w:val="39"/>
+    <w:rsid w:val="002B2105"/>
+    <w:pPr>
+      <w:spacing w:after="0" w:line="240" w:lineRule="auto"/>
+    </w:pPr>
+    <w:tblPr>
+      <w:tblBorders>
+        <w:top w:val="single" w:sz="4" w:space="0" w:color="auto"/>
+        <w:left w:val="single" w:sz="4" w:space="0" w:color="auto"/>
+        <w:bottom w:val="single" w:sz="4" w:space="0" w:color="auto"/>
+        <w:right w:val="single" w:sz="4" w:space="0" w:color="auto"/>
+        <w:insideH w:val="single" w:sz="4" w:space="0" w:color="auto"/>
+        <w:insideV w:val="single" w:sz="4" w:space="0" w:color="auto"/>
+      </w:tblBorders>
+    </w:tblPr>
+  </w:style>
+  <w:style w:type="character" w:styleId="UnresolvedMention">
+    <w:name w:val="Unresolved Mention"/>
+    <w:basedOn w:val="DefaultParagraphFont"/>
+    <w:uiPriority w:val="99"/>
+    <w:semiHidden/>
+    <w:unhideWhenUsed/>
+    <w:rsid w:val="002B2105"/>
+    <w:rPr>
+      <w:color w:val="605E5C"/>
+      <w:shd w:val="clear" w:color="auto" w:fill="E1DFDD"/>
+    </w:rPr>
   </w:style>
 </w:styles>
 </file>
